--- a/entregables/sintesis-por-ejes.docx
+++ b/entregables/sintesis-por-ejes.docx
@@ -60,7 +60,7 @@
           <w:color w:val="5D6B88"/>
           <w:sz w:val="18"/>
         </w:rPr>
-        <w:t>Nota: las comisiones marcadas «a revisión» corresponden a una línea base preliminar inferida, pendiente de validación; las marcadas «con datos» provienen de redacciones oficiales.</w:t>
+        <w:t>Nota: las comisiones marcadas «en revisión» corresponden a una línea base preliminar inferida, pendiente de validación; las marcadas «validado» provienen de redacciones oficiales.</w:t>
       </w:r>
     </w:p>
     <w:p/>
@@ -85,7 +85,7 @@
           <w:color w:val="5D6B88"/>
           <w:sz w:val="19"/>
         </w:rPr>
-        <w:t>Dimensión económica  ·  13 comisiones (2 con datos, 11 a revisión)</w:t>
+        <w:t>Dimensión económica  ·  13 comisiones (2 validadas, 11 en revisión)</w:t>
       </w:r>
     </w:p>
     <w:p>
@@ -281,7 +281,7 @@
           <w:color w:val="1B8A4B"/>
           <w:sz w:val="16"/>
         </w:rPr>
-        <w:t xml:space="preserve">  ● con datos</w:t>
+        <w:t xml:space="preserve">  ● validado</w:t>
       </w:r>
     </w:p>
     <w:p>
@@ -315,7 +315,7 @@
           <w:color w:val="1B8A4B"/>
           <w:sz w:val="16"/>
         </w:rPr>
-        <w:t xml:space="preserve">  ● con datos</w:t>
+        <w:t xml:space="preserve">  ● validado</w:t>
       </w:r>
     </w:p>
     <w:p>
@@ -349,7 +349,7 @@
           <w:color w:val="B8840E"/>
           <w:sz w:val="16"/>
         </w:rPr>
-        <w:t xml:space="preserve">  ○ a revisión</w:t>
+        <w:t xml:space="preserve">  ○ en revisión</w:t>
       </w:r>
     </w:p>
     <w:p>
@@ -383,7 +383,7 @@
           <w:color w:val="B8840E"/>
           <w:sz w:val="16"/>
         </w:rPr>
-        <w:t xml:space="preserve">  ○ a revisión</w:t>
+        <w:t xml:space="preserve">  ○ en revisión</w:t>
       </w:r>
     </w:p>
     <w:p>
@@ -417,7 +417,7 @@
           <w:color w:val="B8840E"/>
           <w:sz w:val="16"/>
         </w:rPr>
-        <w:t xml:space="preserve">  ○ a revisión</w:t>
+        <w:t xml:space="preserve">  ○ en revisión</w:t>
       </w:r>
     </w:p>
     <w:p>
@@ -451,7 +451,7 @@
           <w:color w:val="B8840E"/>
           <w:sz w:val="16"/>
         </w:rPr>
-        <w:t xml:space="preserve">  ○ a revisión</w:t>
+        <w:t xml:space="preserve">  ○ en revisión</w:t>
       </w:r>
     </w:p>
     <w:p>
@@ -485,7 +485,7 @@
           <w:color w:val="B8840E"/>
           <w:sz w:val="16"/>
         </w:rPr>
-        <w:t xml:space="preserve">  ○ a revisión</w:t>
+        <w:t xml:space="preserve">  ○ en revisión</w:t>
       </w:r>
     </w:p>
     <w:p>
@@ -519,7 +519,7 @@
           <w:color w:val="B8840E"/>
           <w:sz w:val="16"/>
         </w:rPr>
-        <w:t xml:space="preserve">  ○ a revisión</w:t>
+        <w:t xml:space="preserve">  ○ en revisión</w:t>
       </w:r>
     </w:p>
     <w:p>
@@ -553,7 +553,7 @@
           <w:color w:val="B8840E"/>
           <w:sz w:val="16"/>
         </w:rPr>
-        <w:t xml:space="preserve">  ○ a revisión</w:t>
+        <w:t xml:space="preserve">  ○ en revisión</w:t>
       </w:r>
     </w:p>
     <w:p>
@@ -587,7 +587,7 @@
           <w:color w:val="B8840E"/>
           <w:sz w:val="16"/>
         </w:rPr>
-        <w:t xml:space="preserve">  ○ a revisión</w:t>
+        <w:t xml:space="preserve">  ○ en revisión</w:t>
       </w:r>
     </w:p>
     <w:p>
@@ -621,7 +621,7 @@
           <w:color w:val="B8840E"/>
           <w:sz w:val="16"/>
         </w:rPr>
-        <w:t xml:space="preserve">  ○ a revisión</w:t>
+        <w:t xml:space="preserve">  ○ en revisión</w:t>
       </w:r>
     </w:p>
     <w:p>
@@ -655,7 +655,7 @@
           <w:color w:val="B8840E"/>
           <w:sz w:val="16"/>
         </w:rPr>
-        <w:t xml:space="preserve">  ○ a revisión</w:t>
+        <w:t xml:space="preserve">  ○ en revisión</w:t>
       </w:r>
     </w:p>
     <w:p>
@@ -689,7 +689,7 @@
           <w:color w:val="B8840E"/>
           <w:sz w:val="16"/>
         </w:rPr>
-        <w:t xml:space="preserve">  ○ a revisión</w:t>
+        <w:t xml:space="preserve">  ○ en revisión</w:t>
       </w:r>
     </w:p>
     <w:p>
@@ -726,7 +726,7 @@
           <w:color w:val="5D6B88"/>
           <w:sz w:val="19"/>
         </w:rPr>
-        <w:t>Dimensión económica  ·  18 comisiones (0 con datos, 18 a revisión)</w:t>
+        <w:t>Dimensión económica  ·  18 comisiones (0 validadas, 18 en revisión)</w:t>
       </w:r>
     </w:p>
     <w:p>
@@ -922,7 +922,7 @@
           <w:color w:val="B8840E"/>
           <w:sz w:val="16"/>
         </w:rPr>
-        <w:t xml:space="preserve">  ○ a revisión</w:t>
+        <w:t xml:space="preserve">  ○ en revisión</w:t>
       </w:r>
     </w:p>
     <w:p>
@@ -956,7 +956,7 @@
           <w:color w:val="B8840E"/>
           <w:sz w:val="16"/>
         </w:rPr>
-        <w:t xml:space="preserve">  ○ a revisión</w:t>
+        <w:t xml:space="preserve">  ○ en revisión</w:t>
       </w:r>
     </w:p>
     <w:p>
@@ -990,7 +990,7 @@
           <w:color w:val="B8840E"/>
           <w:sz w:val="16"/>
         </w:rPr>
-        <w:t xml:space="preserve">  ○ a revisión</w:t>
+        <w:t xml:space="preserve">  ○ en revisión</w:t>
       </w:r>
     </w:p>
     <w:p>
@@ -1024,7 +1024,7 @@
           <w:color w:val="B8840E"/>
           <w:sz w:val="16"/>
         </w:rPr>
-        <w:t xml:space="preserve">  ○ a revisión</w:t>
+        <w:t xml:space="preserve">  ○ en revisión</w:t>
       </w:r>
     </w:p>
     <w:p>
@@ -1058,7 +1058,7 @@
           <w:color w:val="B8840E"/>
           <w:sz w:val="16"/>
         </w:rPr>
-        <w:t xml:space="preserve">  ○ a revisión</w:t>
+        <w:t xml:space="preserve">  ○ en revisión</w:t>
       </w:r>
     </w:p>
     <w:p>
@@ -1092,7 +1092,7 @@
           <w:color w:val="B8840E"/>
           <w:sz w:val="16"/>
         </w:rPr>
-        <w:t xml:space="preserve">  ○ a revisión</w:t>
+        <w:t xml:space="preserve">  ○ en revisión</w:t>
       </w:r>
     </w:p>
     <w:p>
@@ -1126,7 +1126,7 @@
           <w:color w:val="B8840E"/>
           <w:sz w:val="16"/>
         </w:rPr>
-        <w:t xml:space="preserve">  ○ a revisión</w:t>
+        <w:t xml:space="preserve">  ○ en revisión</w:t>
       </w:r>
     </w:p>
     <w:p>
@@ -1160,7 +1160,7 @@
           <w:color w:val="B8840E"/>
           <w:sz w:val="16"/>
         </w:rPr>
-        <w:t xml:space="preserve">  ○ a revisión</w:t>
+        <w:t xml:space="preserve">  ○ en revisión</w:t>
       </w:r>
     </w:p>
     <w:p>
@@ -1194,7 +1194,7 @@
           <w:color w:val="B8840E"/>
           <w:sz w:val="16"/>
         </w:rPr>
-        <w:t xml:space="preserve">  ○ a revisión</w:t>
+        <w:t xml:space="preserve">  ○ en revisión</w:t>
       </w:r>
     </w:p>
     <w:p>
@@ -1228,7 +1228,7 @@
           <w:color w:val="B8840E"/>
           <w:sz w:val="16"/>
         </w:rPr>
-        <w:t xml:space="preserve">  ○ a revisión</w:t>
+        <w:t xml:space="preserve">  ○ en revisión</w:t>
       </w:r>
     </w:p>
     <w:p>
@@ -1262,7 +1262,7 @@
           <w:color w:val="B8840E"/>
           <w:sz w:val="16"/>
         </w:rPr>
-        <w:t xml:space="preserve">  ○ a revisión</w:t>
+        <w:t xml:space="preserve">  ○ en revisión</w:t>
       </w:r>
     </w:p>
     <w:p>
@@ -1296,7 +1296,7 @@
           <w:color w:val="B8840E"/>
           <w:sz w:val="16"/>
         </w:rPr>
-        <w:t xml:space="preserve">  ○ a revisión</w:t>
+        <w:t xml:space="preserve">  ○ en revisión</w:t>
       </w:r>
     </w:p>
     <w:p>
@@ -1330,7 +1330,7 @@
           <w:color w:val="B8840E"/>
           <w:sz w:val="16"/>
         </w:rPr>
-        <w:t xml:space="preserve">  ○ a revisión</w:t>
+        <w:t xml:space="preserve">  ○ en revisión</w:t>
       </w:r>
     </w:p>
     <w:p>
@@ -1364,7 +1364,7 @@
           <w:color w:val="B8840E"/>
           <w:sz w:val="16"/>
         </w:rPr>
-        <w:t xml:space="preserve">  ○ a revisión</w:t>
+        <w:t xml:space="preserve">  ○ en revisión</w:t>
       </w:r>
     </w:p>
     <w:p>
@@ -1398,7 +1398,7 @@
           <w:color w:val="B8840E"/>
           <w:sz w:val="16"/>
         </w:rPr>
-        <w:t xml:space="preserve">  ○ a revisión</w:t>
+        <w:t xml:space="preserve">  ○ en revisión</w:t>
       </w:r>
     </w:p>
     <w:p>
@@ -1432,7 +1432,7 @@
           <w:color w:val="B8840E"/>
           <w:sz w:val="16"/>
         </w:rPr>
-        <w:t xml:space="preserve">  ○ a revisión</w:t>
+        <w:t xml:space="preserve">  ○ en revisión</w:t>
       </w:r>
     </w:p>
     <w:p>
@@ -1466,7 +1466,7 @@
           <w:color w:val="B8840E"/>
           <w:sz w:val="16"/>
         </w:rPr>
-        <w:t xml:space="preserve">  ○ a revisión</w:t>
+        <w:t xml:space="preserve">  ○ en revisión</w:t>
       </w:r>
     </w:p>
     <w:p>
@@ -1500,7 +1500,7 @@
           <w:color w:val="B8840E"/>
           <w:sz w:val="16"/>
         </w:rPr>
-        <w:t xml:space="preserve">  ○ a revisión</w:t>
+        <w:t xml:space="preserve">  ○ en revisión</w:t>
       </w:r>
     </w:p>
     <w:p>
@@ -1537,7 +1537,7 @@
           <w:color w:val="5D6B88"/>
           <w:sz w:val="19"/>
         </w:rPr>
-        <w:t>Dimensión económica / territorial  ·  11 comisiones (3 con datos, 8 a revisión)</w:t>
+        <w:t>Dimensión económica / territorial  ·  11 comisiones (3 validadas, 8 en revisión)</w:t>
       </w:r>
     </w:p>
     <w:p>
@@ -1733,7 +1733,7 @@
           <w:color w:val="1B8A4B"/>
           <w:sz w:val="16"/>
         </w:rPr>
-        <w:t xml:space="preserve">  ● con datos</w:t>
+        <w:t xml:space="preserve">  ● validado</w:t>
       </w:r>
     </w:p>
     <w:p>
@@ -1767,7 +1767,7 @@
           <w:color w:val="1B8A4B"/>
           <w:sz w:val="16"/>
         </w:rPr>
-        <w:t xml:space="preserve">  ● con datos</w:t>
+        <w:t xml:space="preserve">  ● validado</w:t>
       </w:r>
     </w:p>
     <w:p>
@@ -1801,7 +1801,7 @@
           <w:color w:val="1B8A4B"/>
           <w:sz w:val="16"/>
         </w:rPr>
-        <w:t xml:space="preserve">  ● con datos</w:t>
+        <w:t xml:space="preserve">  ● validado</w:t>
       </w:r>
     </w:p>
     <w:p>
@@ -1835,7 +1835,7 @@
           <w:color w:val="B8840E"/>
           <w:sz w:val="16"/>
         </w:rPr>
-        <w:t xml:space="preserve">  ○ a revisión</w:t>
+        <w:t xml:space="preserve">  ○ en revisión</w:t>
       </w:r>
     </w:p>
     <w:p>
@@ -1869,7 +1869,7 @@
           <w:color w:val="B8840E"/>
           <w:sz w:val="16"/>
         </w:rPr>
-        <w:t xml:space="preserve">  ○ a revisión</w:t>
+        <w:t xml:space="preserve">  ○ en revisión</w:t>
       </w:r>
     </w:p>
     <w:p>
@@ -1903,7 +1903,7 @@
           <w:color w:val="B8840E"/>
           <w:sz w:val="16"/>
         </w:rPr>
-        <w:t xml:space="preserve">  ○ a revisión</w:t>
+        <w:t xml:space="preserve">  ○ en revisión</w:t>
       </w:r>
     </w:p>
     <w:p>
@@ -1937,7 +1937,7 @@
           <w:color w:val="B8840E"/>
           <w:sz w:val="16"/>
         </w:rPr>
-        <w:t xml:space="preserve">  ○ a revisión</w:t>
+        <w:t xml:space="preserve">  ○ en revisión</w:t>
       </w:r>
     </w:p>
     <w:p>
@@ -1971,7 +1971,7 @@
           <w:color w:val="B8840E"/>
           <w:sz w:val="16"/>
         </w:rPr>
-        <w:t xml:space="preserve">  ○ a revisión</w:t>
+        <w:t xml:space="preserve">  ○ en revisión</w:t>
       </w:r>
     </w:p>
     <w:p>
@@ -2005,7 +2005,7 @@
           <w:color w:val="B8840E"/>
           <w:sz w:val="16"/>
         </w:rPr>
-        <w:t xml:space="preserve">  ○ a revisión</w:t>
+        <w:t xml:space="preserve">  ○ en revisión</w:t>
       </w:r>
     </w:p>
     <w:p>
@@ -2039,7 +2039,7 @@
           <w:color w:val="B8840E"/>
           <w:sz w:val="16"/>
         </w:rPr>
-        <w:t xml:space="preserve">  ○ a revisión</w:t>
+        <w:t xml:space="preserve">  ○ en revisión</w:t>
       </w:r>
     </w:p>
     <w:p>
@@ -2073,7 +2073,7 @@
           <w:color w:val="B8840E"/>
           <w:sz w:val="16"/>
         </w:rPr>
-        <w:t xml:space="preserve">  ○ a revisión</w:t>
+        <w:t xml:space="preserve">  ○ en revisión</w:t>
       </w:r>
     </w:p>
     <w:p>
@@ -2110,7 +2110,7 @@
           <w:color w:val="5D6B88"/>
           <w:sz w:val="19"/>
         </w:rPr>
-        <w:t>Dimensión ambiental  ·  6 comisiones (1 con datos, 5 a revisión)</w:t>
+        <w:t>Dimensión ambiental  ·  6 comisiones (1 validadas, 5 en revisión)</w:t>
       </w:r>
     </w:p>
     <w:p>
@@ -2306,7 +2306,7 @@
           <w:color w:val="1B8A4B"/>
           <w:sz w:val="16"/>
         </w:rPr>
-        <w:t xml:space="preserve">  ● con datos</w:t>
+        <w:t xml:space="preserve">  ● validado</w:t>
       </w:r>
     </w:p>
     <w:p>
@@ -2340,7 +2340,7 @@
           <w:color w:val="B8840E"/>
           <w:sz w:val="16"/>
         </w:rPr>
-        <w:t xml:space="preserve">  ○ a revisión</w:t>
+        <w:t xml:space="preserve">  ○ en revisión</w:t>
       </w:r>
     </w:p>
     <w:p>
@@ -2374,7 +2374,7 @@
           <w:color w:val="B8840E"/>
           <w:sz w:val="16"/>
         </w:rPr>
-        <w:t xml:space="preserve">  ○ a revisión</w:t>
+        <w:t xml:space="preserve">  ○ en revisión</w:t>
       </w:r>
     </w:p>
     <w:p>
@@ -2408,7 +2408,7 @@
           <w:color w:val="B8840E"/>
           <w:sz w:val="16"/>
         </w:rPr>
-        <w:t xml:space="preserve">  ○ a revisión</w:t>
+        <w:t xml:space="preserve">  ○ en revisión</w:t>
       </w:r>
     </w:p>
     <w:p>
@@ -2442,7 +2442,7 @@
           <w:color w:val="B8840E"/>
           <w:sz w:val="16"/>
         </w:rPr>
-        <w:t xml:space="preserve">  ○ a revisión</w:t>
+        <w:t xml:space="preserve">  ○ en revisión</w:t>
       </w:r>
     </w:p>
     <w:p>
@@ -2476,7 +2476,7 @@
           <w:color w:val="B8840E"/>
           <w:sz w:val="16"/>
         </w:rPr>
-        <w:t xml:space="preserve">  ○ a revisión</w:t>
+        <w:t xml:space="preserve">  ○ en revisión</w:t>
       </w:r>
     </w:p>
     <w:p>
@@ -2513,7 +2513,7 @@
           <w:color w:val="5D6B88"/>
           <w:sz w:val="19"/>
         </w:rPr>
-        <w:t>Dimensión social  ·  9 comisiones (1 con datos, 8 a revisión)</w:t>
+        <w:t>Dimensión social  ·  9 comisiones (1 validadas, 8 en revisión)</w:t>
       </w:r>
     </w:p>
     <w:p>
@@ -2709,7 +2709,7 @@
           <w:color w:val="1B8A4B"/>
           <w:sz w:val="16"/>
         </w:rPr>
-        <w:t xml:space="preserve">  ● con datos</w:t>
+        <w:t xml:space="preserve">  ● validado</w:t>
       </w:r>
     </w:p>
     <w:p>
@@ -2743,7 +2743,7 @@
           <w:color w:val="B8840E"/>
           <w:sz w:val="16"/>
         </w:rPr>
-        <w:t xml:space="preserve">  ○ a revisión</w:t>
+        <w:t xml:space="preserve">  ○ en revisión</w:t>
       </w:r>
     </w:p>
     <w:p>
@@ -2777,7 +2777,7 @@
           <w:color w:val="B8840E"/>
           <w:sz w:val="16"/>
         </w:rPr>
-        <w:t xml:space="preserve">  ○ a revisión</w:t>
+        <w:t xml:space="preserve">  ○ en revisión</w:t>
       </w:r>
     </w:p>
     <w:p>
@@ -2811,7 +2811,7 @@
           <w:color w:val="B8840E"/>
           <w:sz w:val="16"/>
         </w:rPr>
-        <w:t xml:space="preserve">  ○ a revisión</w:t>
+        <w:t xml:space="preserve">  ○ en revisión</w:t>
       </w:r>
     </w:p>
     <w:p>
@@ -2845,7 +2845,7 @@
           <w:color w:val="B8840E"/>
           <w:sz w:val="16"/>
         </w:rPr>
-        <w:t xml:space="preserve">  ○ a revisión</w:t>
+        <w:t xml:space="preserve">  ○ en revisión</w:t>
       </w:r>
     </w:p>
     <w:p>
@@ -2879,7 +2879,7 @@
           <w:color w:val="B8840E"/>
           <w:sz w:val="16"/>
         </w:rPr>
-        <w:t xml:space="preserve">  ○ a revisión</w:t>
+        <w:t xml:space="preserve">  ○ en revisión</w:t>
       </w:r>
     </w:p>
     <w:p>
@@ -2913,7 +2913,7 @@
           <w:color w:val="B8840E"/>
           <w:sz w:val="16"/>
         </w:rPr>
-        <w:t xml:space="preserve">  ○ a revisión</w:t>
+        <w:t xml:space="preserve">  ○ en revisión</w:t>
       </w:r>
     </w:p>
     <w:p>
@@ -2947,7 +2947,7 @@
           <w:color w:val="B8840E"/>
           <w:sz w:val="16"/>
         </w:rPr>
-        <w:t xml:space="preserve">  ○ a revisión</w:t>
+        <w:t xml:space="preserve">  ○ en revisión</w:t>
       </w:r>
     </w:p>
     <w:p>
@@ -2981,7 +2981,7 @@
           <w:color w:val="B8840E"/>
           <w:sz w:val="16"/>
         </w:rPr>
-        <w:t xml:space="preserve">  ○ a revisión</w:t>
+        <w:t xml:space="preserve">  ○ en revisión</w:t>
       </w:r>
     </w:p>
     <w:p>
@@ -3018,7 +3018,7 @@
           <w:color w:val="5D6B88"/>
           <w:sz w:val="19"/>
         </w:rPr>
-        <w:t>Dimensión institucional / soberanía  ·  6 comisiones (1 con datos, 5 a revisión)</w:t>
+        <w:t>Dimensión institucional / soberanía  ·  6 comisiones (1 validadas, 5 en revisión)</w:t>
       </w:r>
     </w:p>
     <w:p>
@@ -3214,7 +3214,7 @@
           <w:color w:val="1B8A4B"/>
           <w:sz w:val="16"/>
         </w:rPr>
-        <w:t xml:space="preserve">  ● con datos</w:t>
+        <w:t xml:space="preserve">  ● validado</w:t>
       </w:r>
     </w:p>
     <w:p>
@@ -3248,7 +3248,7 @@
           <w:color w:val="B8840E"/>
           <w:sz w:val="16"/>
         </w:rPr>
-        <w:t xml:space="preserve">  ○ a revisión</w:t>
+        <w:t xml:space="preserve">  ○ en revisión</w:t>
       </w:r>
     </w:p>
     <w:p>
@@ -3282,7 +3282,7 @@
           <w:color w:val="B8840E"/>
           <w:sz w:val="16"/>
         </w:rPr>
-        <w:t xml:space="preserve">  ○ a revisión</w:t>
+        <w:t xml:space="preserve">  ○ en revisión</w:t>
       </w:r>
     </w:p>
     <w:p>
@@ -3316,7 +3316,7 @@
           <w:color w:val="B8840E"/>
           <w:sz w:val="16"/>
         </w:rPr>
-        <w:t xml:space="preserve">  ○ a revisión</w:t>
+        <w:t xml:space="preserve">  ○ en revisión</w:t>
       </w:r>
     </w:p>
     <w:p>
@@ -3350,7 +3350,7 @@
           <w:color w:val="B8840E"/>
           <w:sz w:val="16"/>
         </w:rPr>
-        <w:t xml:space="preserve">  ○ a revisión</w:t>
+        <w:t xml:space="preserve">  ○ en revisión</w:t>
       </w:r>
     </w:p>
     <w:p>
@@ -3384,7 +3384,7 @@
           <w:color w:val="B8840E"/>
           <w:sz w:val="16"/>
         </w:rPr>
-        <w:t xml:space="preserve">  ○ a revisión</w:t>
+        <w:t xml:space="preserve">  ○ en revisión</w:t>
       </w:r>
     </w:p>
     <w:p>

--- a/entregables/sintesis-por-ejes.docx
+++ b/entregables/sintesis-por-ejes.docx
@@ -85,7 +85,7 @@
           <w:color w:val="5D6B88"/>
           <w:sz w:val="19"/>
         </w:rPr>
-        <w:t>Dimensión económica  ·  13 comisiones (2 validadas, 11 en revisión)</w:t>
+        <w:t>Dimensión económica  ·  14 comisiones (4 validadas, 10 en revisión)</w:t>
       </w:r>
     </w:p>
     <w:p>
@@ -172,7 +172,7 @@
           <w:color w:val="1A2238"/>
           <w:sz w:val="20"/>
         </w:rPr>
-        <w:t>Elevar el gasto en I+D al 1% del PBI con foco en ciencias de la vida hacia 2050.</w:t>
+        <w:t>Que el PBI destinado a la Educación sea del 6%.</w:t>
       </w:r>
     </w:p>
     <w:p>
@@ -187,7 +187,7 @@
           <w:color w:val="1A2238"/>
           <w:sz w:val="20"/>
         </w:rPr>
-        <w:t>Crear al menos 3 centros nacionales de excelencia en biotecnología articulados con universidades.</w:t>
+        <w:t>Primera meta: una educación para la democracia, gobernabilidad y concertación social, fortaleciendo la capacidad del cerebro para entender y comprometerse con la equidad (UNESCO: aprender a vivir juntos).</w:t>
       </w:r>
     </w:p>
     <w:p>
@@ -202,7 +202,7 @@
           <w:color w:val="1A2238"/>
           <w:sz w:val="20"/>
         </w:rPr>
-        <w:t>Elevar de forma sostenida los aprendizajes en lectura, matemática y ciencias hasta acercarse al promedio OCDE.</w:t>
+        <w:t>Objetivos básicos: garantizar el uso seguro de las radiaciones ionizantes y la energía nuclear en el país; generar y transferir conocimientos y tecnologías en el área nuclear y afines (para mejorar la calidad de vida de la población peruana); promover el uso de las aplicaciones nucleares y afines en los sectores productivos y de servicios para ser competitivos en el frente interno y externo.</w:t>
       </w:r>
     </w:p>
     <w:p>
@@ -217,7 +217,7 @@
           <w:color w:val="1A2238"/>
           <w:sz w:val="20"/>
         </w:rPr>
-        <w:t>Cerrar la brecha de logros entre educación urbana y rural y entre regiones.</w:t>
+        <w:t>Objetivos específicos: contar con capital humano calificado, productivo, motivado e identificado con los objetivos nacionales; contar con una estructura organizacional flexible; promover el transporte seguro de materiales radiactivos; desarrollar una cultura de seguridad compartida.</w:t>
       </w:r>
     </w:p>
     <w:p>
@@ -232,7 +232,7 @@
           <w:color w:val="1A2238"/>
           <w:sz w:val="20"/>
         </w:rPr>
-        <w:t>Transformar el predominio del emprendimiento por necesidad hacia emprendimiento por oportunidad e innovación.</w:t>
+        <w:t>Elevar el gasto en I+D al 1% del PBI con foco en ciencias de la vida hacia 2050.</w:t>
       </w:r>
     </w:p>
     <w:p>
@@ -247,7 +247,7 @@
           <w:color w:val="1A2238"/>
           <w:sz w:val="20"/>
         </w:rPr>
-        <w:t>Desarrollar un mercado robusto de capital semilla y de riesgo descentralizado.</w:t>
+        <w:t>Crear al menos 3 centros nacionales de excelencia en biotecnología articulados con universidades.</w:t>
       </w:r>
     </w:p>
     <w:p>
@@ -339,6 +339,74 @@
           <w:color w:val="1A2238"/>
           <w:sz w:val="21"/>
         </w:rPr>
+        <w:t>Educación (Tres Niveles)</w:t>
+      </w:r>
+      <w:r>
+        <w:rPr>
+          <w:rFonts w:ascii="Calibri" w:hAnsi="Calibri"/>
+          <w:b w:val="0"/>
+          <w:i w:val="0"/>
+          <w:color w:val="1B8A4B"/>
+          <w:sz w:val="16"/>
+        </w:rPr>
+        <w:t xml:space="preserve">  ● validado</w:t>
+      </w:r>
+    </w:p>
+    <w:p>
+      <w:r>
+        <w:rPr>
+          <w:rFonts w:ascii="Calibri" w:hAnsi="Calibri"/>
+          <w:b w:val="0"/>
+          <w:i w:val="0"/>
+          <w:color w:val="1A2238"/>
+          <w:sz w:val="19"/>
+        </w:rPr>
+        <w:t>Al 2040, el Perú tendrá un elevado Índice de Desarrollo Humano (IDH), posicionándose entre las naciones del Primer Mundo líderes en equidad y en conservación ambiental, tras seis periodos de gobierno que aplicaron democrática y participativamente políticas de Estado con visión de futuro, en el marco…</w:t>
+      </w:r>
+    </w:p>
+    <w:p>
+      <w:r>
+        <w:rPr>
+          <w:rFonts w:ascii="Calibri" w:hAnsi="Calibri"/>
+          <w:b/>
+          <w:i w:val="0"/>
+          <w:color w:val="1A2238"/>
+          <w:sz w:val="21"/>
+        </w:rPr>
+        <w:t>Energía Nuclear</w:t>
+      </w:r>
+      <w:r>
+        <w:rPr>
+          <w:rFonts w:ascii="Calibri" w:hAnsi="Calibri"/>
+          <w:b w:val="0"/>
+          <w:i w:val="0"/>
+          <w:color w:val="1B8A4B"/>
+          <w:sz w:val="16"/>
+        </w:rPr>
+        <w:t xml:space="preserve">  ● validado</w:t>
+      </w:r>
+    </w:p>
+    <w:p>
+      <w:r>
+        <w:rPr>
+          <w:rFonts w:ascii="Calibri" w:hAnsi="Calibri"/>
+          <w:b w:val="0"/>
+          <w:i w:val="0"/>
+          <w:color w:val="1A2238"/>
+          <w:sz w:val="19"/>
+        </w:rPr>
+        <w:t>Perú país líder en la Región en Ciencia y Tecnología Nuclear en forma competitiva, con desarrollo sostenible y calidad de vida de la población (Visión Energía Nuclear 2040). Visión del mapa estratégico: "Coadyuvar al desarrollo sostenible del Perú, utilizando la ciencia y la tecnología nuclear en fo…</w:t>
+      </w:r>
+    </w:p>
+    <w:p>
+      <w:r>
+        <w:rPr>
+          <w:rFonts w:ascii="Calibri" w:hAnsi="Calibri"/>
+          <w:b/>
+          <w:i w:val="0"/>
+          <w:color w:val="1A2238"/>
+          <w:sz w:val="21"/>
+        </w:rPr>
         <w:t>Biotecnologia</w:t>
       </w:r>
       <w:r>
@@ -373,7 +441,7 @@
           <w:color w:val="1A2238"/>
           <w:sz w:val="21"/>
         </w:rPr>
-        <w:t>Educación (Tres Niveles)</w:t>
+        <w:t>Emprendimiento</w:t>
       </w:r>
       <w:r>
         <w:rPr>
@@ -395,7 +463,7 @@
           <w:color w:val="1A2238"/>
           <w:sz w:val="19"/>
         </w:rPr>
-        <w:t>Al 2050, el Perú garantiza una educación de calidad, equitativa y pertinente en sus tres niveles, que desarrolla competencias para el siglo XXI, cierra las brechas urbano-rurales y conecta la formación con la innovación, la productividad y la ciudadanía.</w:t>
+        <w:t>Al 2050, el Perú cuenta con un ecosistema emprendedor maduro y articulado que convierte ideas en empresas formales, innovadoras y escalables, con acceso a capital, talento y mercados globales, y genera startups de alto crecimiento que dinamizan la economía del conocimiento.</w:t>
       </w:r>
     </w:p>
     <w:p>
@@ -407,7 +475,7 @@
           <w:color w:val="1A2238"/>
           <w:sz w:val="21"/>
         </w:rPr>
-        <w:t>Emprendimiento</w:t>
+        <w:t>Industria Papel y Libro</w:t>
       </w:r>
       <w:r>
         <w:rPr>
@@ -429,7 +497,7 @@
           <w:color w:val="1A2238"/>
           <w:sz w:val="19"/>
         </w:rPr>
-        <w:t>Al 2050, el Perú cuenta con un ecosistema emprendedor maduro y articulado que convierte ideas en empresas formales, innovadoras y escalables, con acceso a capital, talento y mercados globales, y genera startups de alto crecimiento que dinamizan la economía del conocimiento.</w:t>
+        <w:t>Al 2050, el Perú cuenta con una industria del papel y del libro competitiva y sostenible, una ciudadanía lectora, una industria editorial diversa y exportadora, producción de papel con alto contenido reciclado y de fibra de manejo sostenible, e infraestructura de bibliotecas y acceso al libro físico…</w:t>
       </w:r>
     </w:p>
     <w:p>
@@ -441,7 +509,7 @@
           <w:color w:val="1A2238"/>
           <w:sz w:val="21"/>
         </w:rPr>
-        <w:t>Industria Papel y Libro</w:t>
+        <w:t>Innovación</w:t>
       </w:r>
       <w:r>
         <w:rPr>
@@ -463,7 +531,7 @@
           <w:color w:val="1A2238"/>
           <w:sz w:val="19"/>
         </w:rPr>
-        <w:t>Al 2050, el Perú cuenta con una industria del papel y del libro competitiva y sostenible, una ciudadanía lectora, una industria editorial diversa y exportadora, producción de papel con alto contenido reciclado y de fibra de manejo sostenible, e infraestructura de bibliotecas y acceso al libro físico…</w:t>
+        <w:t>Al 2050, el Perú cuenta con un ecosistema de innovación dinámico y articulado, con inversión en I+D acorde a su nivel de desarrollo, una masa crítica de investigadores e innovadores, fuerte vinculación universidad-empresa-Estado, y un sector productivo diversificado que compite globalmente con biene…</w:t>
       </w:r>
     </w:p>
     <w:p>
@@ -475,7 +543,7 @@
           <w:color w:val="1A2238"/>
           <w:sz w:val="21"/>
         </w:rPr>
-        <w:t>Innovación</w:t>
+        <w:t>Inteligencia Artificial</w:t>
       </w:r>
       <w:r>
         <w:rPr>
@@ -497,7 +565,7 @@
           <w:color w:val="1A2238"/>
           <w:sz w:val="19"/>
         </w:rPr>
-        <w:t>Al 2050, el Perú cuenta con un ecosistema de innovación dinámico y articulado, con inversión en I+D acorde a su nivel de desarrollo, una masa crítica de investigadores e innovadores, fuerte vinculación universidad-empresa-Estado, y un sector productivo diversificado que compite globalmente con biene…</w:t>
+        <w:t>Al 2050, el Perú es un país que adopta y desarrolla inteligencia artificial de forma ética, soberana e inclusiva, con un ecosistema robusto de talento, datos abiertos e infraestructura de cómputo; la IA eleva la productividad de sectores estratégicos (agro, minería, salud, educación y servicios), mo…</w:t>
       </w:r>
     </w:p>
     <w:p>
@@ -509,7 +577,7 @@
           <w:color w:val="1A2238"/>
           <w:sz w:val="21"/>
         </w:rPr>
-        <w:t>Inteligencia Artificial</w:t>
+        <w:t>Inteligencia de Negocios</w:t>
       </w:r>
       <w:r>
         <w:rPr>
@@ -531,7 +599,7 @@
           <w:color w:val="1A2238"/>
           <w:sz w:val="19"/>
         </w:rPr>
-        <w:t>Al 2050, el Perú es un país que adopta y desarrolla inteligencia artificial de forma ética, soberana e inclusiva, con un ecosistema robusto de talento, datos abiertos e infraestructura de cómputo; la IA eleva la productividad de sectores estratégicos (agro, minería, salud, educación y servicios), mo…</w:t>
+        <w:t>Al 2050, el Perú cuenta con un ecosistema maduro de inteligencia de negocios y analítica de datos, donde empresas, instituciones públicas y emprendimientos toman decisiones basadas en evidencia, con disponibilidad de datos de calidad, talento especializado y uso responsable de la inteligencia artifi…</w:t>
       </w:r>
     </w:p>
     <w:p>
@@ -543,7 +611,7 @@
           <w:color w:val="1A2238"/>
           <w:sz w:val="21"/>
         </w:rPr>
-        <w:t>Inteligencia de Negocios</w:t>
+        <w:t>Parlamento Académico</w:t>
       </w:r>
       <w:r>
         <w:rPr>
@@ -565,7 +633,7 @@
           <w:color w:val="1A2238"/>
           <w:sz w:val="19"/>
         </w:rPr>
-        <w:t>Al 2050, el Perú cuenta con un ecosistema maduro de inteligencia de negocios y analítica de datos, donde empresas, instituciones públicas y emprendimientos toman decisiones basadas en evidencia, con disponibilidad de datos de calidad, talento especializado y uso responsable de la inteligencia artifi…</w:t>
+        <w:t>Al 2050, el Perú cuenta con mecanismos institucionalizados de deliberación académica y técnica que nutren la formulación legislativa y de políticas públicas con evidencia, articulando universidades, colegios profesionales, centros de investigación y ciudadanía, y elevando la calidad técnica y la leg…</w:t>
       </w:r>
     </w:p>
     <w:p>
@@ -577,7 +645,7 @@
           <w:color w:val="1A2238"/>
           <w:sz w:val="21"/>
         </w:rPr>
-        <w:t>Parlamento Académico</w:t>
+        <w:t>Proyecto País Joven</w:t>
       </w:r>
       <w:r>
         <w:rPr>
@@ -599,7 +667,7 @@
           <w:color w:val="1A2238"/>
           <w:sz w:val="19"/>
         </w:rPr>
-        <w:t>Al 2050, el Perú cuenta con mecanismos institucionalizados de deliberación académica y técnica que nutren la formulación legislativa y de políticas públicas con evidencia, articulando universidades, colegios profesionales, centros de investigación y ciudadanía, y elevando la calidad técnica y la leg…</w:t>
+        <w:t>Al 2050, la juventud peruana accede a educación de calidad, empleo formal y oportunidades de emprendimiento e innovación, con plena participación cívica, aprovechando el bono demográfico antes de su cierre.</w:t>
       </w:r>
     </w:p>
     <w:p>
@@ -611,7 +679,7 @@
           <w:color w:val="1A2238"/>
           <w:sz w:val="21"/>
         </w:rPr>
-        <w:t>Proyecto País Joven</w:t>
+        <w:t>Química</w:t>
       </w:r>
       <w:r>
         <w:rPr>
@@ -633,7 +701,7 @@
           <w:color w:val="1A2238"/>
           <w:sz w:val="19"/>
         </w:rPr>
-        <w:t>Al 2050, la juventud peruana accede a educación de calidad, empleo formal y oportunidades de emprendimiento e innovación, con plena participación cívica, aprovechando el bono demográfico antes de su cierre.</w:t>
+        <w:t>Al 2050, Perú desarrolla una industria química diversificada y sostenible que agrega valor a sus recursos (gas, minerales y biodiversidad), reduce su dependencia de importaciones de productos transformados, impulsa la química verde y la bioeconomía, y gestiona con seguridad las sustancias químicas a…</w:t>
       </w:r>
     </w:p>
     <w:p>
@@ -645,7 +713,7 @@
           <w:color w:val="1A2238"/>
           <w:sz w:val="21"/>
         </w:rPr>
-        <w:t>Química</w:t>
+        <w:t>Transformación Digital</w:t>
       </w:r>
       <w:r>
         <w:rPr>
@@ -667,40 +735,6 @@
           <w:color w:val="1A2238"/>
           <w:sz w:val="19"/>
         </w:rPr>
-        <w:t>Al 2050, Perú desarrolla una industria química diversificada y sostenible que agrega valor a sus recursos (gas, minerales y biodiversidad), reduce su dependencia de importaciones de productos transformados, impulsa la química verde y la bioeconomía, y gestiona con seguridad las sustancias químicas a…</w:t>
-      </w:r>
-    </w:p>
-    <w:p>
-      <w:r>
-        <w:rPr>
-          <w:rFonts w:ascii="Calibri" w:hAnsi="Calibri"/>
-          <w:b/>
-          <w:i w:val="0"/>
-          <w:color w:val="1A2238"/>
-          <w:sz w:val="21"/>
-        </w:rPr>
-        <w:t>Transformación Digital</w:t>
-      </w:r>
-      <w:r>
-        <w:rPr>
-          <w:rFonts w:ascii="Calibri" w:hAnsi="Calibri"/>
-          <w:b w:val="0"/>
-          <w:i w:val="0"/>
-          <w:color w:val="B8840E"/>
-          <w:sz w:val="16"/>
-        </w:rPr>
-        <w:t xml:space="preserve">  ○ en revisión</w:t>
-      </w:r>
-    </w:p>
-    <w:p>
-      <w:r>
-        <w:rPr>
-          <w:rFonts w:ascii="Calibri" w:hAnsi="Calibri"/>
-          <w:b w:val="0"/>
-          <w:i w:val="0"/>
-          <w:color w:val="1A2238"/>
-          <w:sz w:val="19"/>
-        </w:rPr>
         <w:t>Al 2050, el Perú es una sociedad y economía digital inclusiva y segura, con conectividad universal de alta velocidad, una población con competencias digitales, un Estado interoperable y centrado en el ciudadano, y un ecosistema de innovación que adopta de forma ética y soberana la inteligencia artif…</w:t>
       </w:r>
     </w:p>
@@ -726,7 +760,7 @@
           <w:color w:val="5D6B88"/>
           <w:sz w:val="19"/>
         </w:rPr>
-        <w:t>Dimensión económica  ·  18 comisiones (0 validadas, 18 en revisión)</w:t>
+        <w:t>Dimensión económica  ·  18 comisiones (5 validadas, 13 en revisión)</w:t>
       </w:r>
     </w:p>
     <w:p>
@@ -753,7 +787,7 @@
           <w:color w:val="1A2238"/>
           <w:sz w:val="20"/>
         </w:rPr>
-        <w:t>Multiplicar el valor de la agroexportación con mayor peso de productos procesados y de marca, no solo fresco.</w:t>
+        <w:t>Tener un mejor rendimiento mediante técnicas avanzadas de producción (I&amp;D) en la agroexportación de productos orgánicos.</w:t>
       </w:r>
     </w:p>
     <w:p>
@@ -768,7 +802,7 @@
           <w:color w:val="1A2238"/>
           <w:sz w:val="20"/>
         </w:rPr>
-        <w:t>Universalizar el riego tecnificado y la siembra y cosecha de agua en las principales cuencas productivas.</w:t>
+        <w:t>Estandarizar los procesos de producción para exportación con productos de calidad y estándar internacional.</w:t>
       </w:r>
     </w:p>
     <w:p>
@@ -783,7 +817,7 @@
           <w:color w:val="1A2238"/>
           <w:sz w:val="20"/>
         </w:rPr>
-        <w:t>Elevar al 95% la proporción de adultos con acceso a una cuenta o billetera digital formal hacia 2050.</w:t>
+        <w:t>Multiplicar por casi 30 las exportaciones metalmecánicas: de US$ 712 MM (2024) a US$ 20,000 MM en 2035 (escenario con industria).</w:t>
       </w:r>
     </w:p>
     <w:p>
@@ -798,7 +832,7 @@
           <w:color w:val="1A2238"/>
           <w:sz w:val="20"/>
         </w:rPr>
-        <w:t>Reducir significativamente la brecha de inclusión financiera entre zonas urbanas y rurales.</w:t>
+        <w:t>Elevar las exportaciones totales de US$ 74,600 MM (2024) a US$ 131,700 MM en 2035 con industria (vs US$ 113,700 MM en proyección sin industria).</w:t>
       </w:r>
     </w:p>
     <w:p>
@@ -813,7 +847,7 @@
           <w:color w:val="1A2238"/>
           <w:sz w:val="20"/>
         </w:rPr>
-        <w:t>Elevar la participación de las exportaciones no tradicionales hasta igualar o superar a las tradicionales.</w:t>
+        <w:t>Mayor número de MYPE competitivas y exitosas que contribuyan al desarrollo del país (asegurar buen desarrollo y crecimiento de las MYPE).</w:t>
       </w:r>
     </w:p>
     <w:p>
@@ -828,7 +862,7 @@
           <w:color w:val="1A2238"/>
           <w:sz w:val="20"/>
         </w:rPr>
-        <w:t>Multiplicar de forma sostenida el valor de las exportaciones de bienes y servicios al 2050.</w:t>
+        <w:t>Mayor número de proyectos e investigaciones presentados y aprobados que hayan solucionado los problemas de las MYPE; reducción de los problemas sociales, ambientales y tecnológicos de las MYPE.</w:t>
       </w:r>
     </w:p>
     <w:p>
@@ -843,7 +877,7 @@
           <w:color w:val="1A2238"/>
           <w:sz w:val="20"/>
         </w:rPr>
-        <w:t>Reducir drásticamente la informalidad laboral hacia niveles propios de economías de ingreso alto.</w:t>
+        <w:t>Implementar el cambio de imagen del Perú como país eco-biodiverso</w:t>
       </w:r>
     </w:p>
     <w:p>
@@ -858,7 +892,7 @@
           <w:color w:val="1A2238"/>
           <w:sz w:val="20"/>
         </w:rPr>
-        <w:t>Duplicar o más el PBI per cápita en términos de paridad de poder adquisitivo.</w:t>
+        <w:t>Desarrollar políticas para el mantenimiento y exploración de mercados</w:t>
       </w:r>
     </w:p>
     <w:p>
@@ -873,7 +907,7 @@
           <w:color w:val="1A2238"/>
           <w:sz w:val="20"/>
         </w:rPr>
-        <w:t>Reducir de forma estructural la pobreza y pobreza extrema rural hacia niveles cercanos a los urbanos.</w:t>
+        <w:t>Estado promotor del desarrollo económico y social sostenible, con gestión orientada al servicio de la población.</w:t>
       </w:r>
     </w:p>
     <w:p>
@@ -888,7 +922,7 @@
           <w:color w:val="1A2238"/>
           <w:sz w:val="20"/>
         </w:rPr>
-        <w:t>Universalizar el acceso rural a agua y saneamiento, electricidad, caminos transitables y conectividad digital.</w:t>
+        <w:t>Gestión con visión de futuro y de largo plazo.</w:t>
       </w:r>
     </w:p>
     <w:p>
@@ -912,6 +946,176 @@
           <w:color w:val="1A2238"/>
           <w:sz w:val="21"/>
         </w:rPr>
+        <w:t>Comercio Exterior e Inserción en el Mercado Externo</w:t>
+      </w:r>
+      <w:r>
+        <w:rPr>
+          <w:rFonts w:ascii="Calibri" w:hAnsi="Calibri"/>
+          <w:b w:val="0"/>
+          <w:i w:val="0"/>
+          <w:color w:val="1B8A4B"/>
+          <w:sz w:val="16"/>
+        </w:rPr>
+        <w:t xml:space="preserve">  ● validado</w:t>
+      </w:r>
+    </w:p>
+    <w:p>
+      <w:r>
+        <w:rPr>
+          <w:rFonts w:ascii="Calibri" w:hAnsi="Calibri"/>
+          <w:b w:val="0"/>
+          <w:i w:val="0"/>
+          <w:color w:val="1A2238"/>
+          <w:sz w:val="19"/>
+        </w:rPr>
+        <w:t>En el año 2040, el Perú será una sociedad humanista, educada en la economía de la creatividad, aprovechando su biodiversidad convertida en su eje económico, innovando a través de la ciencia y la tecnología con productos y servicios de alta calidad. Será líder en la oferta exportable de productos con…</w:t>
+      </w:r>
+    </w:p>
+    <w:p>
+      <w:r>
+        <w:rPr>
+          <w:rFonts w:ascii="Calibri" w:hAnsi="Calibri"/>
+          <w:b/>
+          <w:i w:val="0"/>
+          <w:color w:val="1A2238"/>
+          <w:sz w:val="21"/>
+        </w:rPr>
+        <w:t>Industria (Desarrollo Humano)</w:t>
+      </w:r>
+      <w:r>
+        <w:rPr>
+          <w:rFonts w:ascii="Calibri" w:hAnsi="Calibri"/>
+          <w:b w:val="0"/>
+          <w:i w:val="0"/>
+          <w:color w:val="1B8A4B"/>
+          <w:sz w:val="16"/>
+        </w:rPr>
+        <w:t xml:space="preserve">  ● validado</w:t>
+      </w:r>
+    </w:p>
+    <w:p>
+      <w:r>
+        <w:rPr>
+          <w:rFonts w:ascii="Calibri" w:hAnsi="Calibri"/>
+          <w:b w:val="0"/>
+          <w:i w:val="0"/>
+          <w:color w:val="1A2238"/>
+          <w:sz w:val="19"/>
+        </w:rPr>
+        <w:t>Un Perú industrializado en el sector metalmecánico, con diseños y tecnología propios, que deja de entregar a manos extranjeras lo que puede fabricar en casa, incorpora al sistema económico a los 12.6 millones de informales y al segmento E de 10 millones de personas mediante el desarrollo humano (ali…</w:t>
+      </w:r>
+    </w:p>
+    <w:p>
+      <w:r>
+        <w:rPr>
+          <w:rFonts w:ascii="Calibri" w:hAnsi="Calibri"/>
+          <w:b/>
+          <w:i w:val="0"/>
+          <w:color w:val="1A2238"/>
+          <w:sz w:val="21"/>
+        </w:rPr>
+        <w:t>MYPE / MIPYMES</w:t>
+      </w:r>
+      <w:r>
+        <w:rPr>
+          <w:rFonts w:ascii="Calibri" w:hAnsi="Calibri"/>
+          <w:b w:val="0"/>
+          <w:i w:val="0"/>
+          <w:color w:val="1B8A4B"/>
+          <w:sz w:val="16"/>
+        </w:rPr>
+        <w:t xml:space="preserve">  ● validado</w:t>
+      </w:r>
+    </w:p>
+    <w:p>
+      <w:r>
+        <w:rPr>
+          <w:rFonts w:ascii="Calibri" w:hAnsi="Calibri"/>
+          <w:b w:val="0"/>
+          <w:i w:val="0"/>
+          <w:color w:val="1A2238"/>
+          <w:sz w:val="19"/>
+        </w:rPr>
+        <w:t>MYPE asociadas, dinámicas, innovadoras y competitivas que producen bienes y servicios con base en el conocimiento técnico y científico, comprometidas con el medio ambiente, que satisfacen las exigencias del mercado global basado en una economía de creatividad. En el año 2040 el Perú será una socieda…</w:t>
+      </w:r>
+    </w:p>
+    <w:p>
+      <w:r>
+        <w:rPr>
+          <w:rFonts w:ascii="Calibri" w:hAnsi="Calibri"/>
+          <w:b/>
+          <w:i w:val="0"/>
+          <w:color w:val="1A2238"/>
+          <w:sz w:val="21"/>
+        </w:rPr>
+        <w:t>Minería</w:t>
+      </w:r>
+      <w:r>
+        <w:rPr>
+          <w:rFonts w:ascii="Calibri" w:hAnsi="Calibri"/>
+          <w:b w:val="0"/>
+          <w:i w:val="0"/>
+          <w:color w:val="1B8A4B"/>
+          <w:sz w:val="16"/>
+        </w:rPr>
+        <w:t xml:space="preserve">  ● validado</w:t>
+      </w:r>
+    </w:p>
+    <w:p>
+      <w:r>
+        <w:rPr>
+          <w:rFonts w:ascii="Calibri" w:hAnsi="Calibri"/>
+          <w:b w:val="0"/>
+          <w:i w:val="0"/>
+          <w:color w:val="1A2238"/>
+          <w:sz w:val="19"/>
+        </w:rPr>
+        <w:t>En el año 2040 la minería peruana logrará un gran posicionamiento en el mundo, en armonía con la sociedad, usando procesos orientados a la conservación (y recuperación) del medio ambiente, con productos resultantes de la aplicación de nuevos conocimientos, preparándose a las nuevas exigencias de la …</w:t>
+      </w:r>
+    </w:p>
+    <w:p>
+      <w:r>
+        <w:rPr>
+          <w:rFonts w:ascii="Calibri" w:hAnsi="Calibri"/>
+          <w:b/>
+          <w:i w:val="0"/>
+          <w:color w:val="1A2238"/>
+          <w:sz w:val="21"/>
+        </w:rPr>
+        <w:t>Reforma del Estado</w:t>
+      </w:r>
+      <w:r>
+        <w:rPr>
+          <w:rFonts w:ascii="Calibri" w:hAnsi="Calibri"/>
+          <w:b w:val="0"/>
+          <w:i w:val="0"/>
+          <w:color w:val="1B8A4B"/>
+          <w:sz w:val="16"/>
+        </w:rPr>
+        <w:t xml:space="preserve">  ● validado</w:t>
+      </w:r>
+    </w:p>
+    <w:p>
+      <w:r>
+        <w:rPr>
+          <w:rFonts w:ascii="Calibri" w:hAnsi="Calibri"/>
+          <w:b w:val="0"/>
+          <w:i w:val="0"/>
+          <w:color w:val="1A2238"/>
+          <w:sz w:val="19"/>
+        </w:rPr>
+        <w:t>Un Estado que promueva el desarrollo económico y social, la competitividad y la sostenibilidad del país, con gobernantes y funcionarios respetados por su capacidad y accionar transparente y eficiente, cuya gestión está orientada al servicio de la población, al logro del bienestar y al mejoramiento d…</w:t>
+      </w:r>
+    </w:p>
+    <w:p>
+      <w:r>
+        <w:rPr>
+          <w:rFonts w:ascii="Calibri" w:hAnsi="Calibri"/>
+          <w:b/>
+          <w:i w:val="0"/>
+          <w:color w:val="1A2238"/>
+          <w:sz w:val="21"/>
+        </w:rPr>
         <w:t>Agroindustria</w:t>
       </w:r>
       <w:r>
@@ -980,7 +1184,7 @@
           <w:color w:val="1A2238"/>
           <w:sz w:val="21"/>
         </w:rPr>
-        <w:t>Comercio Exterior E Inserción en El Mercado Externo</w:t>
+        <w:t>Competitividad</w:t>
       </w:r>
       <w:r>
         <w:rPr>
@@ -1002,7 +1206,7 @@
           <w:color w:val="1A2238"/>
           <w:sz w:val="19"/>
         </w:rPr>
-        <w:t>Al 2050, el Perú es una economía abierta y diversificada, plenamente insertada en cadenas globales de valor, con exportaciones de alto valor agregado y servicios, logística eficiente de clase mundial y una red de acuerdos comerciales que amplía mercados para una base exportadora ancha de empresas, i…</w:t>
+        <w:t>Al 2050, el Perú es una economía competitiva, diversificada y formal, con instituciones sólidas, alta productividad laboral, infraestructura de calidad y un entorno de negocios predecible que impulsa la inversión, la innovación y el empleo formal en todas las regiones.</w:t>
       </w:r>
     </w:p>
     <w:p>
@@ -1014,7 +1218,7 @@
           <w:color w:val="1A2238"/>
           <w:sz w:val="21"/>
         </w:rPr>
-        <w:t>Competitividad</w:t>
+        <w:t>Desarrollo Rural</w:t>
       </w:r>
       <w:r>
         <w:rPr>
@@ -1036,7 +1240,7 @@
           <w:color w:val="1A2238"/>
           <w:sz w:val="19"/>
         </w:rPr>
-        <w:t>Al 2050, el Perú es una economía competitiva, diversificada y formal, con instituciones sólidas, alta productividad laboral, infraestructura de calidad y un entorno de negocios predecible que impulsa la inversión, la innovación y el empleo formal en todas las regiones.</w:t>
+        <w:t>Al 2050, el Perú rural ha cerrado las principales brechas de servicios básicos, conectividad e infraestructura, con una agricultura familiar más productiva, asociada y conectada a mercados, una economía rural diversificada (agro, turismo, servicios, transformación local) y territorios sostenibles qu…</w:t>
       </w:r>
     </w:p>
     <w:p>
@@ -1048,7 +1252,7 @@
           <w:color w:val="1A2238"/>
           <w:sz w:val="21"/>
         </w:rPr>
-        <w:t>Desarrollo Rural</w:t>
+        <w:t>Imagen País</w:t>
       </w:r>
       <w:r>
         <w:rPr>
@@ -1070,7 +1274,7 @@
           <w:color w:val="1A2238"/>
           <w:sz w:val="19"/>
         </w:rPr>
-        <w:t>Al 2050, el Perú rural ha cerrado las principales brechas de servicios básicos, conectividad e infraestructura, con una agricultura familiar más productiva, asociada y conectada a mercados, una economía rural diversificada (agro, turismo, servicios, transformación local) y territorios sostenibles qu…</w:t>
+        <w:t>Al 2050, el Perú es reconocido internacionalmente como un país estable, diverso y confiable, con una marca país sólida que potencia el turismo sostenible, las exportaciones de valor, la atracción de inversión y talento, y la proyección de su patrimonio cultural y gastronómico.</w:t>
       </w:r>
     </w:p>
     <w:p>
@@ -1082,7 +1286,7 @@
           <w:color w:val="1A2238"/>
           <w:sz w:val="21"/>
         </w:rPr>
-        <w:t>Imagen País</w:t>
+        <w:t>Industria Textil</w:t>
       </w:r>
       <w:r>
         <w:rPr>
@@ -1104,7 +1308,7 @@
           <w:color w:val="1A2238"/>
           <w:sz w:val="19"/>
         </w:rPr>
-        <w:t>Al 2050, el Perú es reconocido internacionalmente como un país estable, diverso y confiable, con una marca país sólida que potencia el turismo sostenible, las exportaciones de valor, la atracción de inversión y talento, y la proyección de su patrimonio cultural y gastronómico.</w:t>
+        <w:t>Al 2050, el Perú es un referente global de textiles y confecciones de alto valor, sostenibles y trazables, posicionando el algodón Pima y las fibras de alpaca y vicuña como marcas premium, con cadenas integradas, formales, automatizadas y de baja huella ambiental que generan empleo de calidad.</w:t>
       </w:r>
     </w:p>
     <w:p>
@@ -1116,7 +1320,7 @@
           <w:color w:val="1A2238"/>
           <w:sz w:val="21"/>
         </w:rPr>
-        <w:t>Industria</w:t>
+        <w:t>Institucionalidad</w:t>
       </w:r>
       <w:r>
         <w:rPr>
@@ -1138,7 +1342,7 @@
           <w:color w:val="1A2238"/>
           <w:sz w:val="19"/>
         </w:rPr>
-        <w:t>Al 2050, el Perú cuenta con un sector industrial moderno, diversificado y sostenible que agrega valor a sus recursos naturales, incorpora manufactura avanzada y tecnologías limpias, se integra a cadenas globales de valor y genera empleo formal de calidad en parques industriales descentralizados.</w:t>
+        <w:t>Al 2050, el Perú cuenta con instituciones públicas sólidas, meritocráticas, transparentes y digitales, con un sistema político estable y partidos representativos, un servicio civil profesional, control efectivo de la corrupción y alta confianza ciudadana, que dan continuidad y calidad a las política…</w:t>
       </w:r>
     </w:p>
     <w:p>
@@ -1150,7 +1354,7 @@
           <w:color w:val="1A2238"/>
           <w:sz w:val="21"/>
         </w:rPr>
-        <w:t>Industria Textil</w:t>
+        <w:t>Macroeconomía</w:t>
       </w:r>
       <w:r>
         <w:rPr>
@@ -1172,7 +1376,7 @@
           <w:color w:val="1A2238"/>
           <w:sz w:val="19"/>
         </w:rPr>
-        <w:t>Al 2050, el Perú es un referente global de textiles y confecciones de alto valor, sostenibles y trazables, posicionando el algodón Pima y las fibras de alpaca y vicuña como marcas premium, con cadenas integradas, formales, automatizadas y de baja huella ambiental que generan empleo de calidad.</w:t>
+        <w:t>Al 2050, el Perú es una economía de ingresos altos, con estabilidad macroeconómica consolidada, crecimiento sostenido e inclusivo, finanzas públicas sólidas, baja inflación, alta productividad y una estructura productiva diversificada y mayoritariamente formal.</w:t>
       </w:r>
     </w:p>
     <w:p>
@@ -1184,7 +1388,7 @@
           <w:color w:val="1A2238"/>
           <w:sz w:val="21"/>
         </w:rPr>
-        <w:t>Institucionalidad</w:t>
+        <w:t>Metalurgia</w:t>
       </w:r>
       <w:r>
         <w:rPr>
@@ -1206,7 +1410,7 @@
           <w:color w:val="1A2238"/>
           <w:sz w:val="19"/>
         </w:rPr>
-        <w:t>Al 2050, el Perú cuenta con instituciones públicas sólidas, meritocráticas, transparentes y digitales, con un sistema político estable y partidos representativos, un servicio civil profesional, control efectivo de la corrupción y alta confianza ciudadana, que dan continuidad y calidad a las política…</w:t>
+        <w:t>Al 2050, el Perú agrega valor a su riqueza mineral mediante una metalurgia moderna, limpia y competitiva que refina cobre y minerales críticos para la transición energética global, gestiona sus pasivos ambientales y desarrolla encadenamientos industriales de mayor sofisticación tecnológica.</w:t>
       </w:r>
     </w:p>
     <w:p>
@@ -1218,7 +1422,7 @@
           <w:color w:val="1A2238"/>
           <w:sz w:val="21"/>
         </w:rPr>
-        <w:t>Macroeconomía</w:t>
+        <w:t>Promoción de La Inversión</w:t>
       </w:r>
       <w:r>
         <w:rPr>
@@ -1240,7 +1444,7 @@
           <w:color w:val="1A2238"/>
           <w:sz w:val="19"/>
         </w:rPr>
-        <w:t>Al 2050, el Perú es una economía de ingresos altos, con estabilidad macroeconómica consolidada, crecimiento sostenido e inclusivo, finanzas públicas sólidas, baja inflación, alta productividad y una estructura productiva diversificada y mayoritariamente formal.</w:t>
+        <w:t>Al 2050, el Perú es un destino de inversión competitivo, predecible y sostenible, con instituciones sólidas, reglas estables y procesos ágiles que canalizan capital privado nacional y extranjero hacia infraestructura, industria de valor agregado, tecnología y desarrollo territorial inclusivo.</w:t>
       </w:r>
     </w:p>
     <w:p>
@@ -1252,7 +1456,7 @@
           <w:color w:val="1A2238"/>
           <w:sz w:val="21"/>
         </w:rPr>
-        <w:t>Metalurgia</w:t>
+        <w:t>Reforma Judicial</w:t>
       </w:r>
       <w:r>
         <w:rPr>
@@ -1274,7 +1478,7 @@
           <w:color w:val="1A2238"/>
           <w:sz w:val="19"/>
         </w:rPr>
-        <w:t>Al 2050, el Perú agrega valor a su riqueza mineral mediante una metalurgia moderna, limpia y competitiva que refina cobre y minerales críticos para la transición energética global, gestiona sus pasivos ambientales y desarrolla encadenamientos industriales de mayor sofisticación tecnológica.</w:t>
+        <w:t>Al 2050, el Perú cuenta con un sistema de justicia independiente, íntegro, célere, digital y accesible, que garantiza seguridad jurídica, sanciona efectivamente la corrupción y el crimen organizado, y asegura el acceso a la justicia de todas las personas, fortaleciendo la confianza ciudadana y el Es…</w:t>
       </w:r>
     </w:p>
     <w:p>
@@ -1286,7 +1490,7 @@
           <w:color w:val="1A2238"/>
           <w:sz w:val="21"/>
         </w:rPr>
-        <w:t>Minería</w:t>
+        <w:t>Seguros</w:t>
       </w:r>
       <w:r>
         <w:rPr>
@@ -1308,7 +1512,7 @@
           <w:color w:val="1A2238"/>
           <w:sz w:val="19"/>
         </w:rPr>
-        <w:t>Al 2050, Perú tiene una minería de clase mundial, formal, ambientalmente responsable y socialmente legitimada, que agrega valor mediante encadenamientos, refinación y transición hacia minerales críticos para la energía limpia.</w:t>
+        <w:t>Al 2050, el Perú cuenta con un mercado asegurador inclusivo, sólido e innovador, que protege a hogares, empresas y al sector público frente a riesgos personales, patrimoniales y catastróficos, contribuyendo a la resiliencia financiera nacional y a la reducción de la vulnerabilidad ante desastres.</w:t>
       </w:r>
     </w:p>
     <w:p>
@@ -1320,7 +1524,7 @@
           <w:color w:val="1A2238"/>
           <w:sz w:val="21"/>
         </w:rPr>
-        <w:t>Mipymes</w:t>
+        <w:t>Turismo</w:t>
       </w:r>
       <w:r>
         <w:rPr>
@@ -1342,176 +1546,6 @@
           <w:color w:val="1A2238"/>
           <w:sz w:val="19"/>
         </w:rPr>
-        <w:t>Al 2050, las Mipymes peruanas son formales, productivas y resilientes, integradas a cadenas de valor nacionales y de exportación mediante digitalización, acceso a financiamiento competitivo y articulación con la economía del conocimiento, reduciendo de forma sostenida la brecha de productividad con …</w:t>
-      </w:r>
-    </w:p>
-    <w:p>
-      <w:r>
-        <w:rPr>
-          <w:rFonts w:ascii="Calibri" w:hAnsi="Calibri"/>
-          <w:b/>
-          <w:i w:val="0"/>
-          <w:color w:val="1A2238"/>
-          <w:sz w:val="21"/>
-        </w:rPr>
-        <w:t>Promoción de La Inversión</w:t>
-      </w:r>
-      <w:r>
-        <w:rPr>
-          <w:rFonts w:ascii="Calibri" w:hAnsi="Calibri"/>
-          <w:b w:val="0"/>
-          <w:i w:val="0"/>
-          <w:color w:val="B8840E"/>
-          <w:sz w:val="16"/>
-        </w:rPr>
-        <w:t xml:space="preserve">  ○ en revisión</w:t>
-      </w:r>
-    </w:p>
-    <w:p>
-      <w:r>
-        <w:rPr>
-          <w:rFonts w:ascii="Calibri" w:hAnsi="Calibri"/>
-          <w:b w:val="0"/>
-          <w:i w:val="0"/>
-          <w:color w:val="1A2238"/>
-          <w:sz w:val="19"/>
-        </w:rPr>
-        <w:t>Al 2050, el Perú es un destino de inversión competitivo, predecible y sostenible, con instituciones sólidas, reglas estables y procesos ágiles que canalizan capital privado nacional y extranjero hacia infraestructura, industria de valor agregado, tecnología y desarrollo territorial inclusivo.</w:t>
-      </w:r>
-    </w:p>
-    <w:p>
-      <w:r>
-        <w:rPr>
-          <w:rFonts w:ascii="Calibri" w:hAnsi="Calibri"/>
-          <w:b/>
-          <w:i w:val="0"/>
-          <w:color w:val="1A2238"/>
-          <w:sz w:val="21"/>
-        </w:rPr>
-        <w:t>Reforma Del Estado</w:t>
-      </w:r>
-      <w:r>
-        <w:rPr>
-          <w:rFonts w:ascii="Calibri" w:hAnsi="Calibri"/>
-          <w:b w:val="0"/>
-          <w:i w:val="0"/>
-          <w:color w:val="B8840E"/>
-          <w:sz w:val="16"/>
-        </w:rPr>
-        <w:t xml:space="preserve">  ○ en revisión</w:t>
-      </w:r>
-    </w:p>
-    <w:p>
-      <w:r>
-        <w:rPr>
-          <w:rFonts w:ascii="Calibri" w:hAnsi="Calibri"/>
-          <w:b w:val="0"/>
-          <w:i w:val="0"/>
-          <w:color w:val="1A2238"/>
-          <w:sz w:val="19"/>
-        </w:rPr>
-        <w:t>Al 2050, el Perú cuenta con un Estado profesional, meritocrático, digital, transparente y descentralizado, que opera por resultados, presta servicios de calidad al ciudadano, ejecuta eficientemente la inversión pública y goza de la confianza de la población, con bajos niveles de corrupción y trámite…</w:t>
-      </w:r>
-    </w:p>
-    <w:p>
-      <w:r>
-        <w:rPr>
-          <w:rFonts w:ascii="Calibri" w:hAnsi="Calibri"/>
-          <w:b/>
-          <w:i w:val="0"/>
-          <w:color w:val="1A2238"/>
-          <w:sz w:val="21"/>
-        </w:rPr>
-        <w:t>Reforma Judicial</w:t>
-      </w:r>
-      <w:r>
-        <w:rPr>
-          <w:rFonts w:ascii="Calibri" w:hAnsi="Calibri"/>
-          <w:b w:val="0"/>
-          <w:i w:val="0"/>
-          <w:color w:val="B8840E"/>
-          <w:sz w:val="16"/>
-        </w:rPr>
-        <w:t xml:space="preserve">  ○ en revisión</w:t>
-      </w:r>
-    </w:p>
-    <w:p>
-      <w:r>
-        <w:rPr>
-          <w:rFonts w:ascii="Calibri" w:hAnsi="Calibri"/>
-          <w:b w:val="0"/>
-          <w:i w:val="0"/>
-          <w:color w:val="1A2238"/>
-          <w:sz w:val="19"/>
-        </w:rPr>
-        <w:t>Al 2050, el Perú cuenta con un sistema de justicia independiente, íntegro, célere, digital y accesible, que garantiza seguridad jurídica, sanciona efectivamente la corrupción y el crimen organizado, y asegura el acceso a la justicia de todas las personas, fortaleciendo la confianza ciudadana y el Es…</w:t>
-      </w:r>
-    </w:p>
-    <w:p>
-      <w:r>
-        <w:rPr>
-          <w:rFonts w:ascii="Calibri" w:hAnsi="Calibri"/>
-          <w:b/>
-          <w:i w:val="0"/>
-          <w:color w:val="1A2238"/>
-          <w:sz w:val="21"/>
-        </w:rPr>
-        <w:t>Seguros</w:t>
-      </w:r>
-      <w:r>
-        <w:rPr>
-          <w:rFonts w:ascii="Calibri" w:hAnsi="Calibri"/>
-          <w:b w:val="0"/>
-          <w:i w:val="0"/>
-          <w:color w:val="B8840E"/>
-          <w:sz w:val="16"/>
-        </w:rPr>
-        <w:t xml:space="preserve">  ○ en revisión</w:t>
-      </w:r>
-    </w:p>
-    <w:p>
-      <w:r>
-        <w:rPr>
-          <w:rFonts w:ascii="Calibri" w:hAnsi="Calibri"/>
-          <w:b w:val="0"/>
-          <w:i w:val="0"/>
-          <w:color w:val="1A2238"/>
-          <w:sz w:val="19"/>
-        </w:rPr>
-        <w:t>Al 2050, el Perú cuenta con un mercado asegurador inclusivo, sólido e innovador, que protege a hogares, empresas y al sector público frente a riesgos personales, patrimoniales y catastróficos, contribuyendo a la resiliencia financiera nacional y a la reducción de la vulnerabilidad ante desastres.</w:t>
-      </w:r>
-    </w:p>
-    <w:p>
-      <w:r>
-        <w:rPr>
-          <w:rFonts w:ascii="Calibri" w:hAnsi="Calibri"/>
-          <w:b/>
-          <w:i w:val="0"/>
-          <w:color w:val="1A2238"/>
-          <w:sz w:val="21"/>
-        </w:rPr>
-        <w:t>Turismo</w:t>
-      </w:r>
-      <w:r>
-        <w:rPr>
-          <w:rFonts w:ascii="Calibri" w:hAnsi="Calibri"/>
-          <w:b w:val="0"/>
-          <w:i w:val="0"/>
-          <w:color w:val="B8840E"/>
-          <w:sz w:val="16"/>
-        </w:rPr>
-        <w:t xml:space="preserve">  ○ en revisión</w:t>
-      </w:r>
-    </w:p>
-    <w:p>
-      <w:r>
-        <w:rPr>
-          <w:rFonts w:ascii="Calibri" w:hAnsi="Calibri"/>
-          <w:b w:val="0"/>
-          <w:i w:val="0"/>
-          <w:color w:val="1A2238"/>
-          <w:sz w:val="19"/>
-        </w:rPr>
         <w:t>Al 2050, el Perú es un destino turístico de clase mundial, sostenible, seguro y diversificado, que distribuye los beneficios del turismo entre múltiples destinos y comunidades, protege su patrimonio cultural y natural, y combina gastronomía, cultura viva, naturaleza y experiencias de alto valor.</w:t>
       </w:r>
     </w:p>
@@ -1537,7 +1571,7 @@
           <w:color w:val="5D6B88"/>
           <w:sz w:val="19"/>
         </w:rPr>
-        <w:t>Dimensión económica / territorial  ·  11 comisiones (3 validadas, 8 en revisión)</w:t>
+        <w:t>Dimensión económica / territorial  ·  10 comisiones (4 validadas, 6 en revisión)</w:t>
       </w:r>
     </w:p>
     <w:p>
@@ -1564,7 +1598,7 @@
           <w:color w:val="1A2238"/>
           <w:sz w:val="20"/>
         </w:rPr>
-        <w:t>Posicionar al Perú dentro de las 30 naciones marítimas más influyentes del mundo (Ranking de Menon Economics) y superar los 85 puntos en el Ocean Health Index al 2050.</w:t>
+        <w:t>País con Sistema de Planificación de Infraestructura que optimiza los costos logísticos.</w:t>
       </w:r>
     </w:p>
     <w:p>
@@ -1579,7 +1613,7 @@
           <w:color w:val="1A2238"/>
           <w:sz w:val="20"/>
         </w:rPr>
-        <w:t>Alcanzar un tonelaje de registro nacional de 2.5 millones de DWT bajo bandera peruana al 2050, asegurando movilizar de forma autónoma la carga de exportación estratégica.</w:t>
+        <w:t>Infraestructura vial que integra al país y contribuye a la competitividad y al desarrollo descentralizado.</w:t>
       </w:r>
     </w:p>
     <w:p>
@@ -1594,7 +1628,7 @@
           <w:color w:val="1A2238"/>
           <w:sz w:val="20"/>
         </w:rPr>
-        <w:t>Al 2050, 90% de adultos con competencias digitales básicas o intermedias y alfabetización en IA incorporada en el sistema educativo (básica, técnica y superior).</w:t>
+        <w:t>Posicionar al Perú dentro de las 30 naciones marítimas más influyentes del mundo (Ranking de Menon Economics) y superar los 85 puntos en el Ocean Health Index al 2050.</w:t>
       </w:r>
     </w:p>
     <w:p>
@@ -1609,7 +1643,7 @@
           <w:color w:val="1A2238"/>
           <w:sz w:val="20"/>
         </w:rPr>
-        <w:t>Al 2050, conectividad significativa universal en instituciones públicas, hogares y territorios priorizados; 100% de capitales distritales con servicios digitales esenciales; instituciones educativas y centros de salud conectados al 100%.</w:t>
+        <w:t>Alcanzar un tonelaje de registro nacional de 2.5 millones de DWT bajo bandera peruana al 2050, asegurando movilizar de forma autónoma la carga de exportación estratégica.</w:t>
       </w:r>
     </w:p>
     <w:p>
@@ -1624,7 +1658,7 @@
           <w:color w:val="1A2238"/>
           <w:sz w:val="20"/>
         </w:rPr>
-        <w:t>Lograr el acceso a internet fijo para 30,000 nuevos centros poblados al 2050 (hitos intermedios: 693 CCPP al 2030 y 3,870 CCPP al 2040).</w:t>
+        <w:t>Al 2050, 90% de adultos con competencias digitales básicas o intermedias y alfabetización en IA incorporada en el sistema educativo (básica, técnica y superior).</w:t>
       </w:r>
     </w:p>
     <w:p>
@@ -1639,7 +1673,7 @@
           <w:color w:val="1A2238"/>
           <w:sz w:val="20"/>
         </w:rPr>
-        <w:t>Alcanzar acceso a internet a más del 85% de la población por redes terrestres (FO-MO) y al 95% por redes satelitales; 90% de CCPP conectados con redes terrestres y 100% con satelitales en los últimos 8 años del plan.</w:t>
+        <w:t>Al 2050, conectividad significativa universal en instituciones públicas, hogares y territorios priorizados; 100% de capitales distritales con servicios digitales esenciales; instituciones educativas y centros de salud conectados al 100%.</w:t>
       </w:r>
     </w:p>
     <w:p>
@@ -1654,7 +1688,7 @@
           <w:color w:val="1A2238"/>
           <w:sz w:val="20"/>
         </w:rPr>
-        <w:t>Universalizar agua, saneamiento y gestión adecuada de residuos en las principales ciudades.</w:t>
+        <w:t>Lograr el acceso a internet fijo para 30,000 nuevos centros poblados al 2050 (hitos intermedios: 693 CCPP al 2030 y 3,870 CCPP al 2040).</w:t>
       </w:r>
     </w:p>
     <w:p>
@@ -1669,7 +1703,7 @@
           <w:color w:val="1A2238"/>
           <w:sz w:val="20"/>
         </w:rPr>
-        <w:t>Consolidar redes de transporte masivo integrado en Lima y ciudades intermedias con tarifa y datos unificados.</w:t>
+        <w:t>Alcanzar acceso a internet a más del 85% de la población por redes terrestres (FO-MO) y al 95% por redes satelitales; 90% de CCPP conectados con redes terrestres y 100% con satelitales en los últimos 8 años del plan.</w:t>
       </w:r>
     </w:p>
     <w:p>
@@ -1684,7 +1718,7 @@
           <w:color w:val="1A2238"/>
           <w:sz w:val="20"/>
         </w:rPr>
-        <w:t>Universalizar la planificación urbana: todas las ciudades con planes de desarrollo urbano vigentes y aplicados al 2050.</w:t>
+        <w:t>Universalizar agua, saneamiento y gestión adecuada de residuos en las principales ciudades.</w:t>
       </w:r>
     </w:p>
     <w:p>
@@ -1699,7 +1733,7 @@
           <w:color w:val="1A2238"/>
           <w:sz w:val="20"/>
         </w:rPr>
-        <w:t>Consolidar sistemas integrados de transporte público y movilidad activa en las principales ciudades.</w:t>
+        <w:t>Consolidar redes de transporte masivo integrado en Lima y ciudades intermedias con tarifa y datos unificados.</w:t>
       </w:r>
     </w:p>
     <w:p>
@@ -1723,7 +1757,7 @@
           <w:color w:val="1A2238"/>
           <w:sz w:val="21"/>
         </w:rPr>
-        <w:t>Marítimo, Fluvial y Lacustre</w:t>
+        <w:t>Infraestructura y Construcción</w:t>
       </w:r>
       <w:r>
         <w:rPr>
@@ -1745,7 +1779,7 @@
           <w:color w:val="1A2238"/>
           <w:sz w:val="19"/>
         </w:rPr>
-        <w:t>Al 2050 el Perú se posiciona como una potencia marítima de la Economía Azul que regenera su capital natural mientras maximiza su eficiencia logística, ubicándose entre las 30 naciones marítimas más influyentes del mundo (Ranking de Menon Economics) y superando los 85 puntos en el Índice de Salud de …</w:t>
+        <w:t>En el año 2040, lograr una infraestructura de tal calidad que sea motor para atraer otras inversiones al Perú y el mejor estímulo a su desarrollo, que integre eficazmente a la población, promueva su desarrollo económico de forma sostenible, eleve la calidad de vida de las personas y contribuya a que…</w:t>
       </w:r>
     </w:p>
     <w:p>
@@ -1757,7 +1791,7 @@
           <w:color w:val="1A2238"/>
           <w:sz w:val="21"/>
         </w:rPr>
-        <w:t>Perú en la Era Digital</w:t>
+        <w:t>Marítimo, Fluvial y Lacustre</w:t>
       </w:r>
       <w:r>
         <w:rPr>
@@ -1779,7 +1813,7 @@
           <w:color w:val="1A2238"/>
           <w:sz w:val="19"/>
         </w:rPr>
-        <w:t>Un "Perú digital inclusivo, productivo y confiable al 2050": un país que aprovecha la era digital para cerrar brechas sociales y territoriales, elevar la productividad, fortalecer la democracia, mejorar los servicios públicos y desarrollar capacidades humanas para una sociedad basada en el conocimie…</w:t>
+        <w:t>Al 2050 el Perú se posiciona como una potencia marítima de la Economía Azul que regenera su capital natural mientras maximiza su eficiencia logística, ubicándose entre las 30 naciones marítimas más influyentes del mundo (Ranking de Menon Economics) y superando los 85 puntos en el Índice de Salud de …</w:t>
       </w:r>
     </w:p>
     <w:p>
@@ -1791,7 +1825,7 @@
           <w:color w:val="1A2238"/>
           <w:sz w:val="21"/>
         </w:rPr>
-        <w:t>Telecomunicaciones</w:t>
+        <w:t>Perú en la Era Digital</w:t>
       </w:r>
       <w:r>
         <w:rPr>
@@ -1813,7 +1847,7 @@
           <w:color w:val="1A2238"/>
           <w:sz w:val="19"/>
         </w:rPr>
-        <w:t>Una industria de telecomunicaciones convertida en "Motor para el Desarrollo Nacional", con conectividad universal redundante (terrestre y satelital), tecnologías convergentes 5G/TIC/IA consolidadas y un marco legal-regulatorio modernizado, alcanzando un aporte cercano al 7% del PBI nacional hacia 20…</w:t>
+        <w:t>Un "Perú digital inclusivo, productivo y confiable al 2050": un país que aprovecha la era digital para cerrar brechas sociales y territoriales, elevar la productividad, fortalecer la democracia, mejorar los servicios públicos y desarrollar capacidades humanas para una sociedad basada en el conocimie…</w:t>
       </w:r>
     </w:p>
     <w:p>
@@ -1825,6 +1859,40 @@
           <w:color w:val="1A2238"/>
           <w:sz w:val="21"/>
         </w:rPr>
+        <w:t>Telecomunicaciones</w:t>
+      </w:r>
+      <w:r>
+        <w:rPr>
+          <w:rFonts w:ascii="Calibri" w:hAnsi="Calibri"/>
+          <w:b w:val="0"/>
+          <w:i w:val="0"/>
+          <w:color w:val="1B8A4B"/>
+          <w:sz w:val="16"/>
+        </w:rPr>
+        <w:t xml:space="preserve">  ● validado</w:t>
+      </w:r>
+    </w:p>
+    <w:p>
+      <w:r>
+        <w:rPr>
+          <w:rFonts w:ascii="Calibri" w:hAnsi="Calibri"/>
+          <w:b w:val="0"/>
+          <w:i w:val="0"/>
+          <w:color w:val="1A2238"/>
+          <w:sz w:val="19"/>
+        </w:rPr>
+        <w:t>Una industria de telecomunicaciones convertida en "Motor para el Desarrollo Nacional", con conectividad universal redundante (terrestre y satelital), tecnologías convergentes 5G/TIC/IA consolidadas y un marco legal-regulatorio modernizado, alcanzando un aporte cercano al 7% del PBI nacional hacia 20…</w:t>
+      </w:r>
+    </w:p>
+    <w:p>
+      <w:r>
+        <w:rPr>
+          <w:rFonts w:ascii="Calibri" w:hAnsi="Calibri"/>
+          <w:b/>
+          <w:i w:val="0"/>
+          <w:color w:val="1A2238"/>
+          <w:sz w:val="21"/>
+        </w:rPr>
         <w:t>Ciudades Inteligentes</w:t>
       </w:r>
       <w:r>
@@ -1961,7 +2029,7 @@
           <w:color w:val="1A2238"/>
           <w:sz w:val="21"/>
         </w:rPr>
-        <w:t>Energía Nuclear</w:t>
+        <w:t>Hidrocarburos</w:t>
       </w:r>
       <w:r>
         <w:rPr>
@@ -1983,7 +2051,7 @@
           <w:color w:val="1A2238"/>
           <w:sz w:val="19"/>
         </w:rPr>
-        <w:t>Al 2050, Perú tiene capacidades nucleares consolidadas en aplicaciones médicas, industriales y de investigación, con un marco regulatorio robusto y una evaluación informada sobre la pertinencia de tecnología nucleoeléctrica de nueva generación.</w:t>
+        <w:t>Al 2050, el Perú aprovecha de forma responsable sus reservas de gas natural como puente hacia una matriz energética baja en carbono, garantizando seguridad y soberanía energética, masificando el gas para hogares e industria, reduciendo la dependencia de importaciones de derivados y gestionando orden…</w:t>
       </w:r>
     </w:p>
     <w:p>
@@ -1995,7 +2063,7 @@
           <w:color w:val="1A2238"/>
           <w:sz w:val="21"/>
         </w:rPr>
-        <w:t>Hidrocarburos</w:t>
+        <w:t>Transportes</w:t>
       </w:r>
       <w:r>
         <w:rPr>
@@ -2017,74 +2085,6 @@
           <w:color w:val="1A2238"/>
           <w:sz w:val="19"/>
         </w:rPr>
-        <w:t>Al 2050, el Perú aprovecha de forma responsable sus reservas de gas natural como puente hacia una matriz energética baja en carbono, garantizando seguridad y soberanía energética, masificando el gas para hogares e industria, reduciendo la dependencia de importaciones de derivados y gestionando orden…</w:t>
-      </w:r>
-    </w:p>
-    <w:p>
-      <w:r>
-        <w:rPr>
-          <w:rFonts w:ascii="Calibri" w:hAnsi="Calibri"/>
-          <w:b/>
-          <w:i w:val="0"/>
-          <w:color w:val="1A2238"/>
-          <w:sz w:val="21"/>
-        </w:rPr>
-        <w:t>Infraestructura y Construcción</w:t>
-      </w:r>
-      <w:r>
-        <w:rPr>
-          <w:rFonts w:ascii="Calibri" w:hAnsi="Calibri"/>
-          <w:b w:val="0"/>
-          <w:i w:val="0"/>
-          <w:color w:val="B8840E"/>
-          <w:sz w:val="16"/>
-        </w:rPr>
-        <w:t xml:space="preserve">  ○ en revisión</w:t>
-      </w:r>
-    </w:p>
-    <w:p>
-      <w:r>
-        <w:rPr>
-          <w:rFonts w:ascii="Calibri" w:hAnsi="Calibri"/>
-          <w:b w:val="0"/>
-          <w:i w:val="0"/>
-          <w:color w:val="1A2238"/>
-          <w:sz w:val="19"/>
-        </w:rPr>
-        <w:t>Al 2050, Perú ha cerrado sustancialmente su brecha de infraestructura con obras de calidad, resilientes y sostenibles, una industria de la construcción productiva y formal, y planificación territorial integrada.</w:t>
-      </w:r>
-    </w:p>
-    <w:p>
-      <w:r>
-        <w:rPr>
-          <w:rFonts w:ascii="Calibri" w:hAnsi="Calibri"/>
-          <w:b/>
-          <w:i w:val="0"/>
-          <w:color w:val="1A2238"/>
-          <w:sz w:val="21"/>
-        </w:rPr>
-        <w:t>Transportes</w:t>
-      </w:r>
-      <w:r>
-        <w:rPr>
-          <w:rFonts w:ascii="Calibri" w:hAnsi="Calibri"/>
-          <w:b w:val="0"/>
-          <w:i w:val="0"/>
-          <w:color w:val="B8840E"/>
-          <w:sz w:val="16"/>
-        </w:rPr>
-        <w:t xml:space="preserve">  ○ en revisión</w:t>
-      </w:r>
-    </w:p>
-    <w:p>
-      <w:r>
-        <w:rPr>
-          <w:rFonts w:ascii="Calibri" w:hAnsi="Calibri"/>
-          <w:b w:val="0"/>
-          <w:i w:val="0"/>
-          <w:color w:val="1A2238"/>
-          <w:sz w:val="19"/>
-        </w:rPr>
         <w:t>Al 2050, el Perú dispone de un sistema de transporte integrado, seguro, eficiente y sostenible, con conectividad territorial plena, transporte urbano masivo y limpio en sus ciudades, infraestructura logística de clase mundial (puertos, aeropuertos, ferrocarriles y carreteras) y una movilidad con baj…</w:t>
       </w:r>
     </w:p>
@@ -2110,7 +2110,7 @@
           <w:color w:val="5D6B88"/>
           <w:sz w:val="19"/>
         </w:rPr>
-        <w:t>Dimensión ambiental  ·  6 comisiones (1 validadas, 5 en revisión)</w:t>
+        <w:t>Dimensión ambiental  ·  7 comisiones (3 validadas, 4 en revisión)</w:t>
       </w:r>
     </w:p>
     <w:p>
@@ -2137,7 +2137,7 @@
           <w:color w:val="1A2238"/>
           <w:sz w:val="20"/>
         </w:rPr>
-        <w:t>Incremento del 50% en la tasa de valorización nacional de residuos reaprovechables al 2050.</w:t>
+        <w:t>Incrementar la calidad, productividad y el volumen de producción acuícola comercializado a nivel nacional e internacional.</w:t>
       </w:r>
     </w:p>
     <w:p>
@@ -2152,7 +2152,7 @@
           <w:color w:val="1A2238"/>
           <w:sz w:val="20"/>
         </w:rPr>
-        <w:t>Red de Nodos Circulares operativos en el 100% de las regiones del país, interconectados digitalmente (30% cobertura 2030, 70% 2040, 100% 2050).</w:t>
+        <w:t>Incrementar la inversión privada en acuicultura.</w:t>
       </w:r>
     </w:p>
     <w:p>
@@ -2167,7 +2167,7 @@
           <w:color w:val="1A2238"/>
           <w:sz w:val="20"/>
         </w:rPr>
-        <w:t>Reducir la dependencia de la harina de pescado elevando el consumo humano directo a niveles mayoritarios de los desembarques.</w:t>
+        <w:t>Incremento del 50% en la tasa de valorización nacional de residuos reaprovechables al 2050.</w:t>
       </w:r>
     </w:p>
     <w:p>
@@ -2182,7 +2182,7 @@
           <w:color w:val="1A2238"/>
           <w:sz w:val="20"/>
         </w:rPr>
-        <w:t>Multiplicar la producción acuícola sostenible en litoral, sierra y Amazonía con sanidad y trazabilidad.</w:t>
+        <w:t>Red de Nodos Circulares operativos en el 100% de las regiones del país, interconectados digitalmente (30% cobertura 2030, 70% 2040, 100% 2050).</w:t>
       </w:r>
     </w:p>
     <w:p>
@@ -2197,7 +2197,7 @@
           <w:color w:val="1A2238"/>
           <w:sz w:val="20"/>
         </w:rPr>
-        <w:t>Duplicar la productividad media de la agricultura familiar respecto a la línea base, cerrando la brecha con la agroexportación.</w:t>
+        <w:t>Desarrollar en forma sustentable los recursos de extracción.</w:t>
       </w:r>
     </w:p>
     <w:p>
@@ -2212,7 +2212,7 @@
           <w:color w:val="1A2238"/>
           <w:sz w:val="20"/>
         </w:rPr>
-        <w:t>Expandir el riego tecnificado y la infraestructura de siembra y cosecha de agua en cuencas priorizadas de sierra y selva.</w:t>
+        <w:t>Aumentar el valor de los productos de extracción.</w:t>
       </w:r>
     </w:p>
     <w:p>
@@ -2227,7 +2227,7 @@
           <w:color w:val="1A2238"/>
           <w:sz w:val="20"/>
         </w:rPr>
-        <w:t>Acceso universal a agua potable y saneamiento gestionados de forma segura en ámbitos urbano y rural al 2050.</w:t>
+        <w:t>Duplicar la productividad media de la agricultura familiar respecto a la línea base, cerrando la brecha con la agroexportación.</w:t>
       </w:r>
     </w:p>
     <w:p>
@@ -2242,7 +2242,7 @@
           <w:color w:val="1A2238"/>
           <w:sz w:val="20"/>
         </w:rPr>
-        <w:t>Tratamiento del 100% de las aguas residuales urbanas y promoción del reúso para riego e industria.</w:t>
+        <w:t>Expandir el riego tecnificado y la infraestructura de siembra y cosecha de agua en cuencas priorizadas de sierra y selva.</w:t>
       </w:r>
     </w:p>
     <w:p>
@@ -2257,7 +2257,7 @@
           <w:color w:val="1A2238"/>
           <w:sz w:val="20"/>
         </w:rPr>
-        <w:t>Alcanzar la deforestación neta cero de los bosques amazónicos al 2050.</w:t>
+        <w:t>Acceso universal a agua potable y saneamiento gestionados de forma segura en ámbitos urbano y rural al 2050.</w:t>
       </w:r>
     </w:p>
     <w:p>
@@ -2272,7 +2272,7 @@
           <w:color w:val="1A2238"/>
           <w:sz w:val="20"/>
         </w:rPr>
-        <w:t>Restaurar y reforestar al menos 3 millones de hectáreas de tierras degradadas.</w:t>
+        <w:t>Tratamiento del 100% de las aguas residuales urbanas y promoción del reúso para riego e industria.</w:t>
       </w:r>
     </w:p>
     <w:p>
@@ -2296,7 +2296,7 @@
           <w:color w:val="1A2238"/>
           <w:sz w:val="21"/>
         </w:rPr>
-        <w:t>Medio Ambiente</w:t>
+        <w:t>Acuicultura y Pesca</w:t>
       </w:r>
       <w:r>
         <w:rPr>
@@ -2318,7 +2318,7 @@
           <w:color w:val="1A2238"/>
           <w:sz w:val="19"/>
         </w:rPr>
-        <w:t>Hacia 2050, bajo un escenario de "Innovación Sostenible", el Perú consolida una economía verde que aprovecha su biodiversidad y recursos naturales, con una "Alfabetización Ambiental Operativa" que traduce el conocimiento científico y la conciencia crítica en acciones técnicas, prácticas productivas …</w:t>
+        <w:t>En el año 2040 el Perú será una sociedad con responsabilidad social educada en la economía de la creatividad, aprovechando su biodiversidad —convertida en su eje económico— e innovando a través de la ciencia, la tecnología e innovación con productos y servicios de alta calidad. Será líder en la ofer…</w:t>
       </w:r>
     </w:p>
     <w:p>
@@ -2330,17 +2330,17 @@
           <w:color w:val="1A2238"/>
           <w:sz w:val="21"/>
         </w:rPr>
-        <w:t>Acuicultura y Pesca</w:t>
+        <w:t>Medio Ambiente</w:t>
       </w:r>
       <w:r>
         <w:rPr>
           <w:rFonts w:ascii="Calibri" w:hAnsi="Calibri"/>
           <w:b w:val="0"/>
           <w:i w:val="0"/>
-          <w:color w:val="B8840E"/>
+          <w:color w:val="1B8A4B"/>
           <w:sz w:val="16"/>
         </w:rPr>
-        <w:t xml:space="preserve">  ○ en revisión</w:t>
+        <w:t xml:space="preserve">  ● validado</w:t>
       </w:r>
     </w:p>
     <w:p>
@@ -2352,7 +2352,41 @@
           <w:color w:val="1A2238"/>
           <w:sz w:val="19"/>
         </w:rPr>
-        <w:t>Al 2050, el Perú consolida un sector pesquero y acuícola sostenible, formal y de alto valor agregado, líder regional en acuicultura tecnificada (conchas de abanico, trucha, paiche, langostino) y en pesca responsable basada en ciencia, que garantiza seguridad alimentaria interna, empleo digno en el l…</w:t>
+        <w:t>Hacia 2050, bajo un escenario de "Innovación Sostenible", el Perú consolida una economía verde que aprovecha su biodiversidad y recursos naturales, con una "Alfabetización Ambiental Operativa" que traduce el conocimiento científico y la conciencia crítica en acciones técnicas, prácticas productivas …</w:t>
+      </w:r>
+    </w:p>
+    <w:p>
+      <w:r>
+        <w:rPr>
+          <w:rFonts w:ascii="Calibri" w:hAnsi="Calibri"/>
+          <w:b/>
+          <w:i w:val="0"/>
+          <w:color w:val="1A2238"/>
+          <w:sz w:val="21"/>
+        </w:rPr>
+        <w:t>Pesca</w:t>
+      </w:r>
+      <w:r>
+        <w:rPr>
+          <w:rFonts w:ascii="Calibri" w:hAnsi="Calibri"/>
+          <w:b w:val="0"/>
+          <w:i w:val="0"/>
+          <w:color w:val="1B8A4B"/>
+          <w:sz w:val="16"/>
+        </w:rPr>
+        <w:t xml:space="preserve">  ● validado</w:t>
+      </w:r>
+    </w:p>
+    <w:p>
+      <w:r>
+        <w:rPr>
+          <w:rFonts w:ascii="Calibri" w:hAnsi="Calibri"/>
+          <w:b w:val="0"/>
+          <w:i w:val="0"/>
+          <w:color w:val="1A2238"/>
+          <w:sz w:val="19"/>
+        </w:rPr>
+        <w:t>En el año 2040 el Perú será una sociedad humanista, educada en la economía de la creatividad, aprovechando su biodiversidad convertida en su eje económico, innovando a través de la ciencia y la tecnología con productos y servicios de alta calidad; líder en la oferta exportable de productos con valor…</w:t>
       </w:r>
     </w:p>
     <w:p>

--- a/entregables/sintesis-por-ejes.docx
+++ b/entregables/sintesis-por-ejes.docx
@@ -97,7 +97,7 @@
           <w:color w:val="B8840E"/>
           <w:sz w:val="21"/>
         </w:rPr>
-        <w:t>Metas estratégicas del eje (selección):</w:t>
+        <w:t>Objetivos estratégicos del eje (selección):</w:t>
       </w:r>
     </w:p>
     <w:p>
@@ -172,7 +172,7 @@
           <w:color w:val="1A2238"/>
           <w:sz w:val="20"/>
         </w:rPr>
-        <w:t>Que el PBI destinado a la Educación sea del 6%.</w:t>
+        <w:t>Una nueva educación dirigida a lograr el desarrollo de la sociedad peruana.</w:t>
       </w:r>
     </w:p>
     <w:p>
@@ -187,7 +187,7 @@
           <w:color w:val="1A2238"/>
           <w:sz w:val="20"/>
         </w:rPr>
-        <w:t>Primera meta: una educación para la democracia, gobernabilidad y concertación social, fortaleciendo la capacidad del cerebro para entender y comprometerse con la equidad (UNESCO: aprender a vivir juntos).</w:t>
+        <w:t>Un puente al futuro, a través de la creación de un organismo pensante como cabeza del sistema (ente rector de I+D).</w:t>
       </w:r>
     </w:p>
     <w:p>
@@ -202,7 +202,7 @@
           <w:color w:val="1A2238"/>
           <w:sz w:val="20"/>
         </w:rPr>
-        <w:t>Objetivos básicos: garantizar el uso seguro de las radiaciones ionizantes y la energía nuclear en el país; generar y transferir conocimientos y tecnologías en el área nuclear y afines (para mejorar la calidad de vida de la población peruana); promover el uso de las aplicaciones nucleares y afines en los sectores productivos y de servicios para ser competitivos en el frente interno y externo.</w:t>
+        <w:t>Garantizar el uso seguro de las radiaciones ionizantes y la energía nuclear en el país.</w:t>
       </w:r>
     </w:p>
     <w:p>
@@ -217,7 +217,7 @@
           <w:color w:val="1A2238"/>
           <w:sz w:val="20"/>
         </w:rPr>
-        <w:t>Objetivos específicos: contar con capital humano calificado, productivo, motivado e identificado con los objetivos nacionales; contar con una estructura organizacional flexible; promover el transporte seguro de materiales radiactivos; desarrollar una cultura de seguridad compartida.</w:t>
+        <w:t>Generar y transferir conocimientos y tecnologías en el área nuclear y afines para mejorar la calidad de vida de la población peruana.</w:t>
       </w:r>
     </w:p>
     <w:p>
@@ -361,7 +361,7 @@
           <w:color w:val="1A2238"/>
           <w:sz w:val="19"/>
         </w:rPr>
-        <w:t>Al 2040, el Perú tendrá un elevado Índice de Desarrollo Humano (IDH), posicionándose entre las naciones del Primer Mundo líderes en equidad y en conservación ambiental, tras seis periodos de gobierno que aplicaron democrática y participativamente políticas de Estado con visión de futuro, en el marco…</w:t>
+        <w:t>Al 2040 el Perú tendrá un elevado Índice de Desarrollo Humano (IDH), posicionándose entre las naciones del Primer Mundo líderes en equidad y conservación ambiental, tras seis periodos de gobierno que aplicaron democrática y participativamente políticas de Estado con visión de futuro en el marco de l…</w:t>
       </w:r>
     </w:p>
     <w:p>
@@ -395,7 +395,7 @@
           <w:color w:val="1A2238"/>
           <w:sz w:val="19"/>
         </w:rPr>
-        <w:t>Perú país líder en la Región en Ciencia y Tecnología Nuclear en forma competitiva, con desarrollo sostenible y calidad de vida de la población (Visión Energía Nuclear 2040). Visión del mapa estratégico: "Coadyuvar al desarrollo sostenible del Perú, utilizando la ciencia y la tecnología nuclear en fo…</w:t>
+        <w:t>Perú país líder en la Región en Ciencia y Tecnología Nuclear en forma competitiva, con desarrollo sostenible y calidad de vida de la población. La visión del Mapa Estratégico la formula como: "Coadyuvar al desarrollo sostenible del Perú, utilizando la ciencia y la tecnología nuclear en forma eficien…</w:t>
       </w:r>
     </w:p>
     <w:p>
@@ -772,7 +772,7 @@
           <w:color w:val="B8840E"/>
           <w:sz w:val="21"/>
         </w:rPr>
-        <w:t>Metas estratégicas del eje (selección):</w:t>
+        <w:t>Objetivos estratégicos del eje (selección):</w:t>
       </w:r>
     </w:p>
     <w:p>
@@ -787,7 +787,7 @@
           <w:color w:val="1A2238"/>
           <w:sz w:val="20"/>
         </w:rPr>
-        <w:t>Tener un mejor rendimiento mediante técnicas avanzadas de producción (I&amp;D) en la agroexportación de productos orgánicos.</w:t>
+        <w:t>Objetivo Estratégico N° 1: Bienestar Ciudadano (intercambio comercial en crecimiento).</w:t>
       </w:r>
     </w:p>
     <w:p>
@@ -802,7 +802,7 @@
           <w:color w:val="1A2238"/>
           <w:sz w:val="20"/>
         </w:rPr>
-        <w:t>Estandarizar los procesos de producción para exportación con productos de calidad y estándar internacional.</w:t>
+        <w:t>Objetivo Estratégico N° 2: Bienestar Ciudadano (aumento de puestos de trabajo formales con mejores ingresos que el promedio nacional).</w:t>
       </w:r>
     </w:p>
     <w:p>
@@ -817,7 +817,7 @@
           <w:color w:val="1A2238"/>
           <w:sz w:val="20"/>
         </w:rPr>
-        <w:t>Multiplicar por casi 30 las exportaciones metalmecánicas: de US$ 712 MM (2024) a US$ 20,000 MM en 2035 (escenario con industria).</w:t>
+        <w:t>OE1. Erradicar la pobreza extrema (Segmento E) mediante una inversión integral en el nuevo ciudadano peruano: nivelar las condiciones de vida suministrando alimentación desde la gestación, infraestructura sanitaria total, postas médicas equipadas y un sistema educativo con profesores formados en el primer mundo. Meta: 100% de cobertura en agua y desagüe, erradicación de la anemia infantil y construcción de 440 colegios y 28 escuelas técnicas anuales en la primera fase.</w:t>
       </w:r>
     </w:p>
     <w:p>
@@ -832,7 +832,7 @@
           <w:color w:val="1A2238"/>
           <w:sz w:val="20"/>
         </w:rPr>
-        <w:t>Elevar las exportaciones totales de US$ 74,600 MM (2024) a US$ 131,700 MM en 2035 con industria (vs US$ 113,700 MM en proyección sin industria).</w:t>
+        <w:t>OE2. Desarrollar industrias metalmecánicas de primer orden con tecnología propia: crear plantas industriales, acerías y petroquímica para fabricar componentes complejos, barcos, trenes, blindados y vehículos orientados a la exportación regional y global. Meta: exportaciones metalmecánicas por US$ 20,000 millones hacia 2050, incorporando a la fuerza laboral informal (12,600,000 personas) mediante la tercerización de servicios industriales.</w:t>
       </w:r>
     </w:p>
     <w:p>
@@ -847,7 +847,7 @@
           <w:color w:val="1A2238"/>
           <w:sz w:val="20"/>
         </w:rPr>
-        <w:t>Mayor número de MYPE competitivas y exitosas que contribuyan al desarrollo del país (asegurar buen desarrollo y crecimiento de las MYPE).</w:t>
+        <w:t>OE1: Interrelacionar a los micro, pequeños y medianos empresarios entre sí y con las Grandes Empresas.</w:t>
       </w:r>
     </w:p>
     <w:p>
@@ -862,7 +862,7 @@
           <w:color w:val="1A2238"/>
           <w:sz w:val="20"/>
         </w:rPr>
-        <w:t>Mayor número de proyectos e investigaciones presentados y aprobados que hayan solucionado los problemas de las MYPE; reducción de los problemas sociales, ambientales y tecnológicos de las MYPE.</w:t>
+        <w:t>OE2: Desarrollar tecnologías en las empresas para incursionar en mercados tecnológicos (de servicios y bienes) y aplicar nuevas tecnologías en sus actividades.</w:t>
       </w:r>
     </w:p>
     <w:p>
@@ -877,7 +877,7 @@
           <w:color w:val="1A2238"/>
           <w:sz w:val="20"/>
         </w:rPr>
-        <w:t>Implementar el cambio de imagen del Perú como país eco-biodiverso</w:t>
+        <w:t>Implementar el cambio de imagen del Perú como país eco-biodiverso.</w:t>
       </w:r>
     </w:p>
     <w:p>
@@ -892,7 +892,7 @@
           <w:color w:val="1A2238"/>
           <w:sz w:val="20"/>
         </w:rPr>
-        <w:t>Desarrollar políticas para el mantenimiento y exploración de mercados</w:t>
+        <w:t>Desarrollar políticas para el mantenimiento y exploración de mercados.</w:t>
       </w:r>
     </w:p>
     <w:p>
@@ -907,7 +907,7 @@
           <w:color w:val="1A2238"/>
           <w:sz w:val="20"/>
         </w:rPr>
-        <w:t>Estado promotor del desarrollo económico y social sostenible, con gestión orientada al servicio de la población.</w:t>
+        <w:t>Objetivo Estratégico N°1: Perfeccionar la institucionalidad y la organización de las entidades en los diferentes niveles de gobierno.</w:t>
       </w:r>
     </w:p>
     <w:p>
@@ -922,7 +922,7 @@
           <w:color w:val="1A2238"/>
           <w:sz w:val="20"/>
         </w:rPr>
-        <w:t>Gestión con visión de futuro y de largo plazo.</w:t>
+        <w:t>Objetivo Estratégico N°2: Contar con capital humano competente y probo.</w:t>
       </w:r>
     </w:p>
     <w:p>
@@ -968,7 +968,7 @@
           <w:color w:val="1A2238"/>
           <w:sz w:val="19"/>
         </w:rPr>
-        <w:t>En el año 2040, el Perú será una sociedad humanista, educada en la economía de la creatividad, aprovechando su biodiversidad convertida en su eje económico, innovando a través de la ciencia y la tecnología con productos y servicios de alta calidad. Será líder en la oferta exportable de productos con…</w:t>
+        <w:t>En el año 2040 el Perú será una sociedad humanista, educada en la economía de la creatividad, que aprovecha su biodiversidad convertida en su eje económico, e innova mediante la ciencia y la tecnología con productos y servicios de alta calidad. Será líder mundial en la oferta exportable de productos…</w:t>
       </w:r>
     </w:p>
     <w:p>
@@ -980,7 +980,7 @@
           <w:color w:val="1A2238"/>
           <w:sz w:val="21"/>
         </w:rPr>
-        <w:t>Industria (Desarrollo Humano)</w:t>
+        <w:t>Desarrollo Humano e Industrialización</w:t>
       </w:r>
       <w:r>
         <w:rPr>
@@ -1002,7 +1002,7 @@
           <w:color w:val="1A2238"/>
           <w:sz w:val="19"/>
         </w:rPr>
-        <w:t>Un Perú industrializado en el sector metalmecánico, con diseños y tecnología propios, que deja de entregar a manos extranjeras lo que puede fabricar en casa, incorpora al sistema económico a los 12.6 millones de informales y al segmento E de 10 millones de personas mediante el desarrollo humano (ali…</w:t>
+        <w:t>Al 2050 el Perú no solo exporta tierra y minerales, sino que es una potencia industrial activa en la masa económica mundial que garantiza el bienestar absoluto de su población, con un crecimiento económico sostenido entre 5.1% y 6% que incorpora a todos los peruanos al sistema económico formal. Desa…</w:t>
       </w:r>
     </w:p>
     <w:p>
@@ -1036,7 +1036,7 @@
           <w:color w:val="1A2238"/>
           <w:sz w:val="19"/>
         </w:rPr>
-        <w:t>MYPE asociadas, dinámicas, innovadoras y competitivas que producen bienes y servicios con base en el conocimiento técnico y científico, comprometidas con el medio ambiente, que satisfacen las exigencias del mercado global basado en una economía de creatividad. En el año 2040 el Perú será una socieda…</w:t>
+        <w:t>Al 2040, el Perú será una sociedad humanista, educada en la economía de la creatividad, que aprovecha su biodiversidad como eje económico e innova a través de la ciencia y la tecnología con productos y servicios de alta calidad. Será líder en oferta exportable de productos con valor agregado, con un…</w:t>
       </w:r>
     </w:p>
     <w:p>
@@ -1070,7 +1070,7 @@
           <w:color w:val="1A2238"/>
           <w:sz w:val="19"/>
         </w:rPr>
-        <w:t>En el año 2040 la minería peruana logrará un gran posicionamiento en el mundo, en armonía con la sociedad, usando procesos orientados a la conservación (y recuperación) del medio ambiente, con productos resultantes de la aplicación de nuevos conocimientos, preparándose a las nuevas exigencias de la …</w:t>
+        <w:t>En el año 2040 el Perú será una sociedad con responsabilidad social, educada en la economía de la creatividad, que aprovecha su biodiversidad como eje económico e innova a través de la ciencia y la tecnología con productos y servicios de alta calidad; será líder en la oferta exportable de productos …</w:t>
       </w:r>
     </w:p>
     <w:p>
@@ -1104,7 +1104,7 @@
           <w:color w:val="1A2238"/>
           <w:sz w:val="19"/>
         </w:rPr>
-        <w:t>Un Estado que promueva el desarrollo económico y social, la competitividad y la sostenibilidad del país, con gobernantes y funcionarios respetados por su capacidad y accionar transparente y eficiente, cuya gestión está orientada al servicio de la población, al logro del bienestar y al mejoramiento d…</w:t>
+        <w:t>Hacia 2040, un Estado que promueva el desarrollo económico y social, la competitividad y la sostenibilidad del país, con gobernantes y funcionarios respetados por su capacidad y accionar transparente y eficiente, cuya gestión esté orientada al servicio de la población, al logro del bienestar y al me…</w:t>
       </w:r>
     </w:p>
     <w:p>
@@ -1583,7 +1583,7 @@
           <w:color w:val="B8840E"/>
           <w:sz w:val="21"/>
         </w:rPr>
-        <w:t>Metas estratégicas del eje (selección):</w:t>
+        <w:t>Objetivos estratégicos del eje (selección):</w:t>
       </w:r>
     </w:p>
     <w:p>
@@ -1598,7 +1598,7 @@
           <w:color w:val="1A2238"/>
           <w:sz w:val="20"/>
         </w:rPr>
-        <w:t>País con Sistema de Planificación de Infraestructura que optimiza los costos logísticos.</w:t>
+        <w:t>Diseñar e implementar un sistema de planificación multimodal de la infraestructura de transporte para optimizar los costos logísticos.</w:t>
       </w:r>
     </w:p>
     <w:p>
@@ -1613,7 +1613,7 @@
           <w:color w:val="1A2238"/>
           <w:sz w:val="20"/>
         </w:rPr>
-        <w:t>Infraestructura vial que integra al país y contribuye a la competitividad y al desarrollo descentralizado.</w:t>
+        <w:t>Ejecutar las obras que permitan contar con las redes viales, ferrocarriles, hidrovías, puertos y aeropuertos que integren a las poblaciones y contribuyan a la competitividad.</w:t>
       </w:r>
     </w:p>
     <w:p>
@@ -1779,7 +1779,7 @@
           <w:color w:val="1A2238"/>
           <w:sz w:val="19"/>
         </w:rPr>
-        <w:t>En el año 2040, lograr una infraestructura de tal calidad que sea motor para atraer otras inversiones al Perú y el mejor estímulo a su desarrollo, que integre eficazmente a la población, promueva su desarrollo económico de forma sostenible, eleve la calidad de vida de las personas y contribuya a que…</w:t>
+        <w:t>En el año 2040 el Perú debe lograr una infraestructura de tal calidad que sea el motor para atraer otras inversiones al país y el mejor estímulo a su desarrollo: que integre eficazmente a la población, promueva su desarrollo económico en forma sostenible, eleve la calidad de vida de las personas y c…</w:t>
       </w:r>
     </w:p>
     <w:p>
@@ -2122,7 +2122,7 @@
           <w:color w:val="B8840E"/>
           <w:sz w:val="21"/>
         </w:rPr>
-        <w:t>Metas estratégicas del eje (selección):</w:t>
+        <w:t>Objetivos estratégicos del eje (selección):</w:t>
       </w:r>
     </w:p>
     <w:p>
@@ -2137,7 +2137,7 @@
           <w:color w:val="1A2238"/>
           <w:sz w:val="20"/>
         </w:rPr>
-        <w:t>Incrementar la calidad, productividad y el volumen de producción acuícola comercializado a nivel nacional e internacional.</w:t>
+        <w:t>Objetivo N° 1: Incrementar la calidad, productividad y el volumen de producción acuícola comercializado a nivel nacional e internacional.</w:t>
       </w:r>
     </w:p>
     <w:p>
@@ -2152,7 +2152,7 @@
           <w:color w:val="1A2238"/>
           <w:sz w:val="20"/>
         </w:rPr>
-        <w:t>Incrementar la inversión privada en acuicultura.</w:t>
+        <w:t>Objetivo N° 2: Incrementar la inversión privada en acuicultura.</w:t>
       </w:r>
     </w:p>
     <w:p>
@@ -2197,7 +2197,7 @@
           <w:color w:val="1A2238"/>
           <w:sz w:val="20"/>
         </w:rPr>
-        <w:t>Desarrollar en forma sustentable los recursos de extracción.</w:t>
+        <w:t>a. Desarrollar en forma sustentable los recursos de extracción.</w:t>
       </w:r>
     </w:p>
     <w:p>
@@ -2212,7 +2212,7 @@
           <w:color w:val="1A2238"/>
           <w:sz w:val="20"/>
         </w:rPr>
-        <w:t>Aumentar el valor de los productos de extracción.</w:t>
+        <w:t>b. Aumentar el valor de los productos de extracción.</w:t>
       </w:r>
     </w:p>
     <w:p>
@@ -2318,7 +2318,7 @@
           <w:color w:val="1A2238"/>
           <w:sz w:val="19"/>
         </w:rPr>
-        <w:t>En el año 2040 el Perú será una sociedad con responsabilidad social educada en la economía de la creatividad, aprovechando su biodiversidad —convertida en su eje económico— e innovando a través de la ciencia, la tecnología e innovación con productos y servicios de alta calidad. Será líder en la ofer…</w:t>
+        <w:t>Al año 2040 el Perú será una sociedad con responsabilidad social, educada en la economía de la creatividad, que aprovecha su biodiversidad convertida en su eje económico, innovando a través de la ciencia, la tecnología e innovación con productos y servicios de alta calidad. Será líder en la oferta e…</w:t>
       </w:r>
     </w:p>
     <w:p>
@@ -2386,7 +2386,7 @@
           <w:color w:val="1A2238"/>
           <w:sz w:val="19"/>
         </w:rPr>
-        <w:t>En el año 2040 el Perú será una sociedad humanista, educada en la economía de la creatividad, aprovechando su biodiversidad convertida en su eje económico, innovando a través de la ciencia y la tecnología con productos y servicios de alta calidad; líder en la oferta exportable de productos con valor…</w:t>
+        <w:t>Visión Plan Perú 2040: el Perú será una sociedad humanista, educada en la economía de la creatividad, que aprovecha su biodiversidad convirtiéndola en su eje económico, innovando mediante ciencia y tecnología con productos y servicios de alta calidad; líder en la oferta exportable de productos con v…</w:t>
       </w:r>
     </w:p>
     <w:p>
@@ -2559,7 +2559,7 @@
           <w:color w:val="B8840E"/>
           <w:sz w:val="21"/>
         </w:rPr>
-        <w:t>Metas estratégicas del eje (selección):</w:t>
+        <w:t>Objetivos estratégicos del eje (selección):</w:t>
       </w:r>
     </w:p>
     <w:p>
@@ -3064,7 +3064,7 @@
           <w:color w:val="B8840E"/>
           <w:sz w:val="21"/>
         </w:rPr>
-        <w:t>Metas estratégicas del eje (selección):</w:t>
+        <w:t>Objetivos estratégicos del eje (selección):</w:t>
       </w:r>
     </w:p>
     <w:p>

--- a/entregables/sintesis-por-ejes.docx
+++ b/entregables/sintesis-por-ejes.docx
@@ -142,7 +142,7 @@
           <w:color w:val="1A2238"/>
           <w:sz w:val="20"/>
         </w:rPr>
-        <w:t>Reducir la deserción técnica/estudiantil a 0% mediante validación universitaria y educación a distancia, consolidando un capital humano de élite exportador de conocimiento.</w:t>
+        <w:t>OE1. Institucionalizar la cadena de valor educativo: establecer un control riguroso de la calidad en toda la trayectoria formativa (desde la gestación prenatal hasta el posgrado) y vincular los institutos técnicos con la universidad. Meta: reducir la deserción de alumnos de la universidad a 0%, mediante validación universitaria y educación a distancia que posibilita la TDD.</w:t>
       </w:r>
     </w:p>
     <w:p>
@@ -157,7 +157,7 @@
           <w:color w:val="1A2238"/>
           <w:sz w:val="20"/>
         </w:rPr>
-        <w:t>Centralizar el 100% de las tesis en centros de innovación para su comercialización directa a la industria al 2030, con un sistema académico peruano que lidere el registro de patentes y EBTs en Sudamérica.</w:t>
+        <w:t>OE2. Transformar las Universidades en centros generadores de conocimiento, patentes y empresas tecnológicas, manteniendo la función de formación de Capital Humano. Descripción: coordinar los proyectos de investigación y de tesis sobre temas de CTI con las líneas de investigación, preferentemente con líneas de proyectos de interés industrial nacional y regional. Meta: centralizar el 100% de las tesis en CTI en los centros de innovación para su utilización y comercialización directa a la industria.</w:t>
       </w:r>
     </w:p>
     <w:p>
@@ -327,7 +327,7 @@
           <w:color w:val="1A2238"/>
           <w:sz w:val="19"/>
         </w:rPr>
-        <w:t>Al 2050 el Perú no solo extrae sus recursos, sino que los transforma y compite en los mercados globales con productos de alto valor agregado, emulando el milagro tecnológico de Japón, consolidando un capital humano de élite exportador de conocimiento y entrando al Top 20 de economías mundiales.</w:t>
+        <w:t>Bajo el escenario óptimo del modelo de Ciencia y Tecnología, el Perú al 2050 no solo extrae sus recursos, sino que los transforma y compite en los mercados globales con productos de alto valor agregado. Este escenario se define por lograr un valor óptimo basado en referentes internacionales, emuland…</w:t>
       </w:r>
     </w:p>
     <w:p>
@@ -3052,7 +3052,7 @@
           <w:color w:val="5D6B88"/>
           <w:sz w:val="19"/>
         </w:rPr>
-        <w:t>Dimensión institucional / soberanía  ·  6 comisiones (1 validadas, 5 en revisión)</w:t>
+        <w:t>Dimensión institucional / soberanía  ·  6 comisiones (2 validadas, 4 en revisión)</w:t>
       </w:r>
     </w:p>
     <w:p>
@@ -3109,7 +3109,7 @@
           <w:color w:val="1A2238"/>
           <w:sz w:val="20"/>
         </w:rPr>
-        <w:t>Consolidar el Centro Nacional de Seguridad Digital y una red de CSIRT sectoriales con cobertura nacional.</w:t>
+        <w:t>Reducir la violencia criminal en la población (homicidios, delitos violentos, extorsión, sicariato y violencia organizada).</w:t>
       </w:r>
     </w:p>
     <w:p>
@@ -3124,7 +3124,7 @@
           <w:color w:val="1A2238"/>
           <w:sz w:val="20"/>
         </w:rPr>
-        <w:t>Lograr que el 100% de las infraestructuras críticas cumpla estándares de ciberseguridad.</w:t>
+        <w:t>Recuperar el control territorial del Estado, garantizando presencia efectiva y legítima en todo el territorio nacional, neutralizando el control criminal, fortaleciendo la soberanía interna, recuperando espacios públicos y controlando fronteras.</w:t>
       </w:r>
     </w:p>
     <w:p>
@@ -3139,7 +3139,7 @@
           <w:color w:val="1A2238"/>
           <w:sz w:val="20"/>
         </w:rPr>
-        <w:t>Elevar de forma sostenida y planificada el presupuesto de defensa para financiar la recapitalización del material militar.</w:t>
+        <w:t>Consolidar el Centro Nacional de Seguridad Digital y una red de CSIRT sectoriales con cobertura nacional.</w:t>
       </w:r>
     </w:p>
     <w:p>
@@ -3154,7 +3154,7 @@
           <w:color w:val="1A2238"/>
           <w:sz w:val="20"/>
         </w:rPr>
-        <w:t>Modernizar las plataformas aéreas, navales y terrestres prioritarias con visión de ciclo de vida.</w:t>
+        <w:t>Lograr que el 100% de las infraestructuras críticas cumpla estándares de ciberseguridad.</w:t>
       </w:r>
     </w:p>
     <w:p>
@@ -3169,7 +3169,7 @@
           <w:color w:val="1A2238"/>
           <w:sz w:val="20"/>
         </w:rPr>
-        <w:t>Reducir de forma sostenida la superficie de cultivos ilícitos con desarrollo alternativo sostenible.</w:t>
+        <w:t>Elevar de forma sostenida y planificada el presupuesto de defensa para financiar la recapitalización del material militar.</w:t>
       </w:r>
     </w:p>
     <w:p>
@@ -3184,7 +3184,7 @@
           <w:color w:val="1A2238"/>
           <w:sz w:val="20"/>
         </w:rPr>
-        <w:t>Desarticular redes de narcotráfico priorizando interdicción inteligente y control de insumos y activos.</w:t>
+        <w:t>Modernizar las plataformas aéreas, navales y terrestres prioritarias con visión de ciclo de vida.</w:t>
       </w:r>
     </w:p>
     <w:p>
@@ -3199,7 +3199,7 @@
           <w:color w:val="1A2238"/>
           <w:sz w:val="20"/>
         </w:rPr>
-        <w:t>Reducir de forma sostenida la tasa de homicidios y la victimización hacia niveles propios de países seguros de la región.</w:t>
+        <w:t>Reducir de forma sostenida la superficie de cultivos ilícitos con desarrollo alternativo sostenible.</w:t>
       </w:r>
     </w:p>
     <w:p>
@@ -3214,7 +3214,7 @@
           <w:color w:val="1A2238"/>
           <w:sz w:val="20"/>
         </w:rPr>
-        <w:t>Reducir significativamente la percepción de inseguridad de la población.</w:t>
+        <w:t>Desarticular redes de narcotráfico priorizando interdicción inteligente y control de insumos y activos.</w:t>
       </w:r>
     </w:p>
     <w:p>
@@ -3272,6 +3272,40 @@
           <w:color w:val="1A2238"/>
           <w:sz w:val="21"/>
         </w:rPr>
+        <w:t>Orden Público y Seguridad</w:t>
+      </w:r>
+      <w:r>
+        <w:rPr>
+          <w:rFonts w:ascii="Calibri" w:hAnsi="Calibri"/>
+          <w:b w:val="0"/>
+          <w:i w:val="0"/>
+          <w:color w:val="1B8A4B"/>
+          <w:sz w:val="16"/>
+        </w:rPr>
+        <w:t xml:space="preserve">  ● validado</w:t>
+      </w:r>
+    </w:p>
+    <w:p>
+      <w:r>
+        <w:rPr>
+          <w:rFonts w:ascii="Calibri" w:hAnsi="Calibri"/>
+          <w:b w:val="0"/>
+          <w:i w:val="0"/>
+          <w:color w:val="1A2238"/>
+          <w:sz w:val="19"/>
+        </w:rPr>
+        <w:t>El escenario deseado al 2050 ("Estado estratégico de seguridad") proyecta un Perú con control efectivo del territorio nacional, inteligencia predictiva avanzada, instituciones modernas y transparentes, alta legitimidad democrática, reducción significativa de la criminalidad, interoperabilidad total …</w:t>
+      </w:r>
+    </w:p>
+    <w:p>
+      <w:r>
+        <w:rPr>
+          <w:rFonts w:ascii="Calibri" w:hAnsi="Calibri"/>
+          <w:b/>
+          <w:i w:val="0"/>
+          <w:color w:val="1A2238"/>
+          <w:sz w:val="21"/>
+        </w:rPr>
         <w:t>Ciber Seguridad</w:t>
       </w:r>
       <w:r>
@@ -3363,40 +3397,6 @@
           <w:sz w:val="19"/>
         </w:rPr>
         <w:t>Al 2050, el Perú reduce de forma sostenida los cultivos ilícitos y el narcotráfico mediante una política integral que combina desarrollo alternativo con cadenas de valor lícitas, interdicción inteligente, control financiero del lavado de activos, y un enfoque de salud pública y derechos humanos para…</w:t>
-      </w:r>
-    </w:p>
-    <w:p>
-      <w:r>
-        <w:rPr>
-          <w:rFonts w:ascii="Calibri" w:hAnsi="Calibri"/>
-          <w:b/>
-          <w:i w:val="0"/>
-          <w:color w:val="1A2238"/>
-          <w:sz w:val="21"/>
-        </w:rPr>
-        <w:t>Orden Público y Seguridad</w:t>
-      </w:r>
-      <w:r>
-        <w:rPr>
-          <w:rFonts w:ascii="Calibri" w:hAnsi="Calibri"/>
-          <w:b w:val="0"/>
-          <w:i w:val="0"/>
-          <w:color w:val="B8840E"/>
-          <w:sz w:val="16"/>
-        </w:rPr>
-        <w:t xml:space="preserve">  ○ en revisión</w:t>
-      </w:r>
-    </w:p>
-    <w:p>
-      <w:r>
-        <w:rPr>
-          <w:rFonts w:ascii="Calibri" w:hAnsi="Calibri"/>
-          <w:b w:val="0"/>
-          <w:i w:val="0"/>
-          <w:color w:val="1A2238"/>
-          <w:sz w:val="19"/>
-        </w:rPr>
-        <w:t>Al 2050, el Perú es un país más seguro, donde la criminalidad organizada está significativamente contenida, la victimización y la percepción de inseguridad se han reducido de forma sostenida, y la ciudadanía confía en instituciones de seguridad y justicia modernas, profesionales, tecnológicas y resp…</w:t>
       </w:r>
     </w:p>
     <w:p>
